--- a/documents/manual/license.docx
+++ b/documents/manual/license.docx
@@ -13945,9 +13945,6 @@
     <w:p>
       <w:pPr>
         <w:pStyle w:val="1"/>
-        <w:rPr>
-          <w:rFonts w:hint="eastAsia"/>
-        </w:rPr>
       </w:pPr>
       <w:bookmarkStart w:id="4" w:name="_Toc209168492"/>
       <w:r>
@@ -13972,39 +13969,12 @@
         <w:t>宇宙から来たメイド</w:t>
       </w:r>
       <w:r>
-        <w:rPr>
-          <w:rFonts w:hint="eastAsia"/>
-        </w:rPr>
-        <w:t xml:space="preserve"> vs 鋼鉄の帝国</w:t>
-      </w:r>
-      <w:r>
-        <w:rPr>
-          <w:rFonts w:hint="eastAsia"/>
-        </w:rPr>
-        <w:t>は白石によって製造されました。</w:t>
-      </w:r>
-      <w:r>
-        <w:rPr>
-          <w:rFonts w:hint="eastAsia"/>
-        </w:rPr>
-        <w:t>常識の範囲でお使いください。</w:t>
-      </w:r>
-    </w:p>
-    <w:p>
-      <w:r>
-        <w:t>https://sites.google.com/view/maidbyshiraishi</w:t>
-      </w:r>
-      <w:r>
-        <w:rPr>
-          <w:rFonts w:hint="eastAsia"/>
-        </w:rPr>
-        <w:t>/</w:t>
-      </w:r>
-      <w:r>
-        <w:rPr>
-          <w:rFonts w:hint="eastAsia"/>
-        </w:rPr>
-        <w:t>teos</w:t>
+        <w:t xml:space="preserve"> vs 鋼鉄の帝国は白石によって製造されました。常識の範囲でお使いください。</w:t>
+      </w:r>
+    </w:p>
+    <w:p>
+      <w:r>
+        <w:t>https://sites.google.com/view/maidbyshiraishi/teos</w:t>
       </w:r>
     </w:p>
     <w:p>
@@ -14022,6 +13992,39 @@
       </w:r>
       <w:r>
         <w:t>GitHubで公開しています。</w:t>
+      </w:r>
+    </w:p>
+    <w:p>
+      <w:r>
+        <w:t>https://github.com/maidbyshiraishi/teos</w:t>
+      </w:r>
+    </w:p>
+    <w:p/>
+    <w:p/>
+    <w:p>
+      <w:r>
+        <w:rPr>
+          <w:rFonts w:hint="eastAsia"/>
+        </w:rPr>
+        <w:t>ゲームの利用について、ガイドラインが必要な場合にはニコニ・コモンズを利用できます。</w:t>
+      </w:r>
+    </w:p>
+    <w:p>
+      <w:r>
+        <w:t>https://commons.nicovideo.jp/works/nc425098</w:t>
+      </w:r>
+    </w:p>
+    <w:p/>
+    <w:p/>
+    <w:p>
+      <w:r>
+        <w:rPr>
+          <w:rFonts w:hint="eastAsia"/>
+        </w:rPr>
+        <w:t>音声データに</w:t>
+      </w:r>
+      <w:r>
+        <w:t>"VOICEVOX:四国めたん"を使用しました。</w:t>
       </w:r>
     </w:p>
     <w:p>
@@ -14030,54 +14033,6 @@
           <w:rFonts w:hint="eastAsia"/>
         </w:rPr>
       </w:pPr>
-      <w:r>
-        <w:t>https://github.com/maidbyshiraishi/</w:t>
-      </w:r>
-      <w:r>
-        <w:rPr>
-          <w:rFonts w:hint="eastAsia"/>
-        </w:rPr>
-        <w:t>teos</w:t>
-      </w:r>
-    </w:p>
-    <w:p/>
-    <w:p/>
-    <w:p>
-      <w:r>
-        <w:rPr>
-          <w:rFonts w:hint="eastAsia"/>
-        </w:rPr>
-        <w:t>ゲームの利用について、ガイドラインが必要な場合にはニコニ・コモンズを利用できます。</w:t>
-      </w:r>
-    </w:p>
-    <w:p>
-      <w:r>
-        <w:t>https://commons.nicovideo.jp/works/nc425098</w:t>
-      </w:r>
-    </w:p>
-    <w:p/>
-    <w:p>
-      <w:pPr>
-        <w:rPr>
-          <w:rFonts w:hint="eastAsia"/>
-        </w:rPr>
-      </w:pPr>
-    </w:p>
-    <w:p>
-      <w:pPr>
-        <w:rPr>
-          <w:rFonts w:hint="eastAsia"/>
-        </w:rPr>
-      </w:pPr>
-      <w:r>
-        <w:rPr>
-          <w:rFonts w:hint="eastAsia"/>
-        </w:rPr>
-        <w:t>音声データに</w:t>
-      </w:r>
-      <w:r>
-        <w:t>"VOICEVOX:四国めたん"を使用しました。</w:t>
-      </w:r>
     </w:p>
     <w:sectPr>
       <w:footerReference w:type="default" r:id="rId8"/>

--- a/documents/manual/license.docx
+++ b/documents/manual/license.docx
@@ -430,13 +430,8 @@
         <w:pStyle w:val="1"/>
       </w:pPr>
       <w:bookmarkStart w:id="1" w:name="_Toc209168489"/>
-      <w:proofErr w:type="spellStart"/>
-      <w:r>
-        <w:t>PixelMplus</w:t>
-      </w:r>
-      <w:proofErr w:type="spellEnd"/>
-      <w:r>
-        <w:t>（ピクセル・エムプラス）</w:t>
+      <w:r>
+        <w:t>PixelMplus（ピクセル・エムプラス）</w:t>
       </w:r>
       <w:bookmarkEnd w:id="1"/>
     </w:p>
@@ -667,28 +662,12 @@
     </w:p>
     <w:p>
       <w:r>
-        <w:t xml:space="preserve"> It is written as a machine-readable format following the </w:t>
-      </w:r>
-      <w:proofErr w:type="spellStart"/>
-      <w:r>
-        <w:t>debian</w:t>
-      </w:r>
-      <w:proofErr w:type="spellEnd"/>
-      <w:r>
-        <w:t>/copyright</w:t>
-      </w:r>
-    </w:p>
-    <w:p>
-      <w:r>
-        <w:t xml:space="preserve"> specification. </w:t>
-      </w:r>
-      <w:proofErr w:type="spellStart"/>
-      <w:r>
-        <w:t>Globbing</w:t>
-      </w:r>
-      <w:proofErr w:type="spellEnd"/>
-      <w:r>
-        <w:t xml:space="preserve"> patterns (e.g. "Files: *") mean that they affect</w:t>
+        <w:t xml:space="preserve"> It is written as a machine-readable format following the debian/copyright</w:t>
+      </w:r>
+    </w:p>
+    <w:p>
+      <w:r>
+        <w:t xml:space="preserve"> specification. Globbing patterns (e.g. "Files: *") mean that they affect</w:t>
       </w:r>
     </w:p>
     <w:p>
@@ -709,15 +688,7 @@
     </w:p>
     <w:p>
       <w:r>
-        <w:t xml:space="preserve"> Licenses are given with their </w:t>
-      </w:r>
-      <w:proofErr w:type="spellStart"/>
-      <w:r>
-        <w:t>debian</w:t>
-      </w:r>
-      <w:proofErr w:type="spellEnd"/>
-      <w:r>
-        <w:t>/copyright short name (or SPDX identifier</w:t>
+        <w:t xml:space="preserve"> Licenses are given with their debian/copyright short name (or SPDX identifier</w:t>
       </w:r>
     </w:p>
     <w:p>
@@ -737,15 +708,7 @@
     </w:p>
     <w:p>
       <w:r>
-        <w:t xml:space="preserve"> Disclaimer for </w:t>
-      </w:r>
-      <w:proofErr w:type="spellStart"/>
-      <w:r>
-        <w:t>thirdparty</w:t>
-      </w:r>
-      <w:proofErr w:type="spellEnd"/>
-      <w:r>
-        <w:t xml:space="preserve"> libraries:</w:t>
+        <w:t xml:space="preserve"> Disclaimer for thirdparty libraries:</w:t>
       </w:r>
     </w:p>
     <w:p>
@@ -760,23 +723,7 @@
     </w:p>
     <w:p>
       <w:r>
-        <w:t xml:space="preserve"> Licensing details for </w:t>
-      </w:r>
-      <w:proofErr w:type="spellStart"/>
-      <w:r>
-        <w:t>thirdparty</w:t>
-      </w:r>
-      <w:proofErr w:type="spellEnd"/>
-      <w:r>
-        <w:t xml:space="preserve"> libraries in the '</w:t>
-      </w:r>
-      <w:proofErr w:type="spellStart"/>
-      <w:r>
-        <w:t>thirdparty</w:t>
-      </w:r>
-      <w:proofErr w:type="spellEnd"/>
-      <w:r>
-        <w:t>/' directory</w:t>
+        <w:t xml:space="preserve"> Licensing details for thirdparty libraries in the 'thirdparty/' directory</w:t>
       </w:r>
     </w:p>
     <w:p>
@@ -791,15 +738,7 @@
     </w:p>
     <w:p>
       <w:r>
-        <w:t xml:space="preserve"> code snippets in </w:t>
-      </w:r>
-      <w:proofErr w:type="spellStart"/>
-      <w:r>
-        <w:t>thirdparty</w:t>
-      </w:r>
-      <w:proofErr w:type="spellEnd"/>
-      <w:r>
-        <w:t xml:space="preserve"> libraries are not documented here.</w:t>
+        <w:t xml:space="preserve"> code snippets in thirdparty libraries are not documented here.</w:t>
       </w:r>
     </w:p>
     <w:p>
@@ -809,47 +748,18 @@
     </w:p>
     <w:p>
       <w:r>
-        <w:t xml:space="preserve">   Files: </w:t>
-      </w:r>
-      <w:proofErr w:type="spellStart"/>
-      <w:r>
-        <w:t>thirdparty</w:t>
-      </w:r>
-      <w:proofErr w:type="spellEnd"/>
-      <w:r>
-        <w:t>/</w:t>
-      </w:r>
-      <w:proofErr w:type="spellStart"/>
-      <w:r>
-        <w:t>zlib</w:t>
-      </w:r>
-      <w:proofErr w:type="spellEnd"/>
-      <w:r>
-        <w:t>/*</w:t>
-      </w:r>
-    </w:p>
-    <w:p>
-      <w:r>
-        <w:t xml:space="preserve">   Copyright: 1995-2017, Jean-loup </w:t>
-      </w:r>
-      <w:proofErr w:type="spellStart"/>
-      <w:r>
-        <w:t>Gailly</w:t>
-      </w:r>
-      <w:proofErr w:type="spellEnd"/>
-      <w:r>
-        <w:t xml:space="preserve"> and Mark Adler</w:t>
-      </w:r>
-    </w:p>
-    <w:p>
-      <w:r>
-        <w:t xml:space="preserve">   License: </w:t>
-      </w:r>
-      <w:proofErr w:type="spellStart"/>
-      <w:r>
-        <w:t>Zlib</w:t>
-      </w:r>
-      <w:proofErr w:type="spellEnd"/>
+        <w:t xml:space="preserve">   Files: thirdparty/zlib/*</w:t>
+      </w:r>
+    </w:p>
+    <w:p>
+      <w:r>
+        <w:t xml:space="preserve">   Copyright: 1995-2017, Jean-loup Gailly and Mark Adler</w:t>
+      </w:r>
+    </w:p>
+    <w:p>
+      <w:r>
+        <w:t xml:space="preserve">   License: Zlib</w:t>
+      </w:r>
     </w:p>
     <w:p>
       <w:r>
@@ -868,33 +778,17 @@
     </w:p>
     <w:p>
       <w:r>
-        <w:t xml:space="preserve"> the library is considered as a whole under the </w:t>
-      </w:r>
-      <w:proofErr w:type="spellStart"/>
-      <w:r>
-        <w:t>Zlib</w:t>
-      </w:r>
-      <w:proofErr w:type="spellEnd"/>
-      <w:r>
-        <w:t xml:space="preserve"> license.</w:t>
-      </w:r>
-    </w:p>
-    <w:p>
-      <w:r>
-        <w:t xml:space="preserve"> .</w:t>
-      </w:r>
-    </w:p>
-    <w:p>
-      <w:r>
-        <w:t xml:space="preserve"> Note: When linking dynamically against </w:t>
-      </w:r>
-      <w:proofErr w:type="spellStart"/>
-      <w:r>
-        <w:t>thirdparty</w:t>
-      </w:r>
-      <w:proofErr w:type="spellEnd"/>
-      <w:r>
-        <w:t xml:space="preserve"> libraries instead of</w:t>
+        <w:t xml:space="preserve"> the library is considered as a whole under the Zlib license.</w:t>
+      </w:r>
+    </w:p>
+    <w:p>
+      <w:r>
+        <w:t xml:space="preserve"> .</w:t>
+      </w:r>
+    </w:p>
+    <w:p>
+      <w:r>
+        <w:t xml:space="preserve"> Note: When linking dynamically against thirdparty libraries instead of</w:t>
       </w:r>
     </w:p>
     <w:p>
@@ -914,15 +808,7 @@
     </w:p>
     <w:p>
       <w:r>
-        <w:t xml:space="preserve">Upstream-Contact: Rémi </w:t>
-      </w:r>
-      <w:proofErr w:type="spellStart"/>
-      <w:r>
-        <w:t>Verschelde</w:t>
-      </w:r>
-      <w:proofErr w:type="spellEnd"/>
-      <w:r>
-        <w:t xml:space="preserve"> &lt;contact@godotengine.org&gt;</w:t>
+        <w:t>Upstream-Contact: Rémi Verschelde &lt;contact@godotengine.org&gt;</w:t>
       </w:r>
     </w:p>
     <w:p>
@@ -964,13 +850,8 @@
     </w:p>
     <w:p>
       <w:r>
-        <w:t xml:space="preserve"> </w:t>
-      </w:r>
-      <w:proofErr w:type="spellStart"/>
-      <w:r>
-        <w:t>icon.svg</w:t>
-      </w:r>
-      <w:proofErr w:type="spellEnd"/>
+        <w:t xml:space="preserve"> icon.svg</w:t>
+      </w:r>
     </w:p>
     <w:p>
       <w:r>
@@ -980,13 +861,8 @@
     <w:p>
       <w:r>
         <w:lastRenderedPageBreak/>
-        <w:t xml:space="preserve"> </w:t>
-      </w:r>
-      <w:proofErr w:type="spellStart"/>
-      <w:r>
-        <w:t>logo.svg</w:t>
-      </w:r>
-      <w:proofErr w:type="spellEnd"/>
+        <w:t xml:space="preserve"> logo.svg</w:t>
+      </w:r>
     </w:p>
     <w:p>
       <w:r>
@@ -1011,13 +887,8 @@
     </w:p>
     <w:p>
       <w:r>
-        <w:t xml:space="preserve"> core/math/</w:t>
-      </w:r>
-      <w:proofErr w:type="spellStart"/>
-      <w:r>
-        <w:t>convex_hull.h</w:t>
-      </w:r>
-      <w:proofErr w:type="spellEnd"/>
+        <w:t xml:space="preserve"> core/math/convex_hull.h</w:t>
+      </w:r>
     </w:p>
     <w:p>
       <w:r>
@@ -1041,89 +912,34 @@
     </w:p>
     <w:p>
       <w:r>
-        <w:t xml:space="preserve">License: Expat and </w:t>
-      </w:r>
-      <w:proofErr w:type="spellStart"/>
-      <w:r>
-        <w:t>Zlib</w:t>
-      </w:r>
-      <w:proofErr w:type="spellEnd"/>
-    </w:p>
-    <w:p/>
-    <w:p>
-      <w:r>
-        <w:t>Files: modules/</w:t>
-      </w:r>
-      <w:proofErr w:type="spellStart"/>
-      <w:r>
-        <w:t>betsy</w:t>
-      </w:r>
-      <w:proofErr w:type="spellEnd"/>
-      <w:r>
-        <w:t>/</w:t>
-      </w:r>
-      <w:proofErr w:type="spellStart"/>
-      <w:r>
-        <w:t>alpha_stitch.glsl</w:t>
-      </w:r>
-      <w:proofErr w:type="spellEnd"/>
-    </w:p>
-    <w:p>
-      <w:r>
-        <w:t xml:space="preserve"> modules/</w:t>
-      </w:r>
-      <w:proofErr w:type="spellStart"/>
-      <w:r>
-        <w:t>betsy</w:t>
-      </w:r>
-      <w:proofErr w:type="spellEnd"/>
-      <w:r>
-        <w:t>/bc1.glsl</w:t>
-      </w:r>
-    </w:p>
-    <w:p>
-      <w:r>
-        <w:t xml:space="preserve"> modules/</w:t>
-      </w:r>
-      <w:proofErr w:type="spellStart"/>
-      <w:r>
-        <w:t>betsy</w:t>
-      </w:r>
-      <w:proofErr w:type="spellEnd"/>
-      <w:r>
-        <w:t>/bc4.glsl</w:t>
-      </w:r>
-    </w:p>
-    <w:p>
-      <w:r>
-        <w:t xml:space="preserve"> modules/</w:t>
-      </w:r>
-      <w:proofErr w:type="spellStart"/>
-      <w:r>
-        <w:t>betsy</w:t>
-      </w:r>
-      <w:proofErr w:type="spellEnd"/>
-      <w:r>
-        <w:t>/bc6h.glsl</w:t>
-      </w:r>
-    </w:p>
-    <w:p>
-      <w:r>
-        <w:t xml:space="preserve"> modules/</w:t>
-      </w:r>
-      <w:proofErr w:type="spellStart"/>
-      <w:r>
-        <w:t>betsy</w:t>
-      </w:r>
-      <w:proofErr w:type="spellEnd"/>
-      <w:r>
-        <w:t>/</w:t>
-      </w:r>
-      <w:proofErr w:type="spellStart"/>
-      <w:r>
-        <w:t>CrossPlatformSettings_piece_all.glsl</w:t>
-      </w:r>
-      <w:proofErr w:type="spellEnd"/>
+        <w:t>License: Expat and Zlib</w:t>
+      </w:r>
+    </w:p>
+    <w:p/>
+    <w:p>
+      <w:r>
+        <w:t>Files: modules/betsy/alpha_stitch.glsl</w:t>
+      </w:r>
+    </w:p>
+    <w:p>
+      <w:r>
+        <w:t xml:space="preserve"> modules/betsy/bc1.glsl</w:t>
+      </w:r>
+    </w:p>
+    <w:p>
+      <w:r>
+        <w:t xml:space="preserve"> modules/betsy/bc4.glsl</w:t>
+      </w:r>
+    </w:p>
+    <w:p>
+      <w:r>
+        <w:t xml:space="preserve"> modules/betsy/bc6h.glsl</w:t>
+      </w:r>
+    </w:p>
+    <w:p>
+      <w:r>
+        <w:t xml:space="preserve"> modules/betsy/CrossPlatformSettings_piece_all.glsl</w:t>
+      </w:r>
     </w:p>
     <w:p>
       <w:r>
@@ -1255,13 +1071,8 @@
     </w:p>
     <w:p>
       <w:r>
-        <w:t xml:space="preserve">License: Expat and </w:t>
-      </w:r>
-      <w:proofErr w:type="spellStart"/>
-      <w:r>
-        <w:t>Zlib</w:t>
-      </w:r>
-      <w:proofErr w:type="spellEnd"/>
+        <w:t>License: Expat and Zlib</w:t>
+      </w:r>
     </w:p>
     <w:p/>
     <w:p>
@@ -1302,15 +1113,7 @@
     </w:p>
     <w:p>
       <w:r>
-        <w:t xml:space="preserve">Copyright: 2007, </w:t>
-      </w:r>
-      <w:proofErr w:type="spellStart"/>
-      <w:r>
-        <w:t>Starbreeze</w:t>
-      </w:r>
-      <w:proofErr w:type="spellEnd"/>
-      <w:r>
-        <w:t xml:space="preserve"> Studios</w:t>
+        <w:t>Copyright: 2007, Starbreeze Studios</w:t>
       </w:r>
     </w:p>
     <w:p>
@@ -1325,26 +1128,13 @@
     </w:p>
     <w:p>
       <w:r>
-        <w:t xml:space="preserve">License: Expat and </w:t>
-      </w:r>
-      <w:proofErr w:type="spellStart"/>
-      <w:r>
-        <w:t>Zlib</w:t>
-      </w:r>
-      <w:proofErr w:type="spellEnd"/>
-    </w:p>
-    <w:p/>
-    <w:p>
-      <w:r>
-        <w:t>Files: modules/</w:t>
-      </w:r>
-      <w:proofErr w:type="spellStart"/>
-      <w:r>
-        <w:t>jolt_physics</w:t>
-      </w:r>
-      <w:proofErr w:type="spellEnd"/>
-      <w:r>
-        <w:t>/spaces/jolt_temp_allocator.cpp</w:t>
+        <w:t>License: Expat and Zlib</w:t>
+      </w:r>
+    </w:p>
+    <w:p/>
+    <w:p>
+      <w:r>
+        <w:t>Files: modules/jolt_physics/spaces/jolt_temp_allocator.cpp</w:t>
       </w:r>
     </w:p>
     <w:p>
@@ -1354,13 +1144,8 @@
     </w:p>
     <w:p>
       <w:r>
-        <w:t xml:space="preserve">Copyright: 2021, Jorrit </w:t>
-      </w:r>
-      <w:proofErr w:type="spellStart"/>
-      <w:r>
-        <w:t>Rouwe</w:t>
-      </w:r>
-      <w:proofErr w:type="spellEnd"/>
+        <w:t>Copyright: 2021, Jorrit Rouwe</w:t>
+      </w:r>
     </w:p>
     <w:p>
       <w:r>
@@ -1380,21 +1165,8 @@
     <w:p/>
     <w:p>
       <w:r>
-        <w:t>Files: modules/</w:t>
-      </w:r>
-      <w:proofErr w:type="spellStart"/>
-      <w:r>
-        <w:t>lightmapper_rd</w:t>
-      </w:r>
-      <w:proofErr w:type="spellEnd"/>
-      <w:r>
-        <w:t>/</w:t>
-      </w:r>
-      <w:proofErr w:type="spellStart"/>
-      <w:r>
-        <w:t>lm_compute.glsl</w:t>
-      </w:r>
-      <w:proofErr w:type="spellEnd"/>
+        <w:t>Files: modules/lightmapper_rd/lm_compute.glsl</w:t>
+      </w:r>
     </w:p>
     <w:p>
       <w:r>
@@ -1424,28 +1196,12 @@
     <w:p/>
     <w:p>
       <w:r>
-        <w:t>Files: platform/android/java/editor/</w:t>
-      </w:r>
-      <w:proofErr w:type="spellStart"/>
-      <w:r>
-        <w:t>src</w:t>
-      </w:r>
-      <w:proofErr w:type="spellEnd"/>
-      <w:r>
-        <w:t>/main/java/com/android/*</w:t>
-      </w:r>
-    </w:p>
-    <w:p>
-      <w:r>
-        <w:t xml:space="preserve"> platform/android/java/lib/</w:t>
-      </w:r>
-      <w:proofErr w:type="spellStart"/>
-      <w:r>
-        <w:t>aidl</w:t>
-      </w:r>
-      <w:proofErr w:type="spellEnd"/>
-      <w:r>
-        <w:t>/com/android/*</w:t>
+        <w:t>Files: platform/android/java/editor/src/main/java/com/android/*</w:t>
+      </w:r>
+    </w:p>
+    <w:p>
+      <w:r>
+        <w:t xml:space="preserve"> platform/android/java/lib/aidl/com/android/*</w:t>
       </w:r>
     </w:p>
     <w:p>
@@ -1456,15 +1212,7 @@
     </w:p>
     <w:p>
       <w:r>
-        <w:t xml:space="preserve"> platform/android/java/lib/</w:t>
-      </w:r>
-      <w:proofErr w:type="spellStart"/>
-      <w:r>
-        <w:t>src</w:t>
-      </w:r>
-      <w:proofErr w:type="spellEnd"/>
-      <w:r>
-        <w:t>/com/google/android/*</w:t>
+        <w:t xml:space="preserve"> platform/android/java/lib/src/com/google/android/*</w:t>
       </w:r>
     </w:p>
     <w:p>
@@ -1505,13 +1253,8 @@
     </w:p>
     <w:p>
       <w:r>
-        <w:t xml:space="preserve">Comment: </w:t>
-      </w:r>
-      <w:proofErr w:type="spellStart"/>
-      <w:r>
-        <w:t>ProcessPhoenix</w:t>
-      </w:r>
-      <w:proofErr w:type="spellEnd"/>
+        <w:t>Comment: ProcessPhoenix</w:t>
+      </w:r>
     </w:p>
     <w:p>
       <w:r>
@@ -1526,13 +1269,8 @@
     <w:p/>
     <w:p>
       <w:r>
-        <w:t>Files: scene/animation/</w:t>
-      </w:r>
-      <w:proofErr w:type="spellStart"/>
-      <w:r>
-        <w:t>easing_equations.h</w:t>
-      </w:r>
-      <w:proofErr w:type="spellEnd"/>
+        <w:t>Files: scene/animation/easing_equations.h</w:t>
+      </w:r>
     </w:p>
     <w:p>
       <w:r>
@@ -1562,165 +1300,48 @@
     <w:p/>
     <w:p>
       <w:r>
-        <w:t>Files: servers/rendering/</w:t>
-      </w:r>
-      <w:proofErr w:type="spellStart"/>
-      <w:r>
-        <w:t>renderer_rd</w:t>
-      </w:r>
-      <w:proofErr w:type="spellEnd"/>
-      <w:r>
-        <w:t>/shaders/</w:t>
-      </w:r>
-      <w:proofErr w:type="spellStart"/>
-      <w:r>
-        <w:t>ss_effects_downsample.glsl</w:t>
-      </w:r>
-      <w:proofErr w:type="spellEnd"/>
-    </w:p>
-    <w:p>
-      <w:r>
-        <w:t xml:space="preserve"> servers/rendering/</w:t>
-      </w:r>
-      <w:proofErr w:type="spellStart"/>
-      <w:r>
-        <w:t>renderer_rd</w:t>
-      </w:r>
-      <w:proofErr w:type="spellEnd"/>
-      <w:r>
-        <w:t>/shaders/</w:t>
-      </w:r>
-      <w:proofErr w:type="spellStart"/>
-      <w:r>
-        <w:t>ssao_blur.glsl</w:t>
-      </w:r>
-      <w:proofErr w:type="spellEnd"/>
-    </w:p>
-    <w:p>
-      <w:r>
-        <w:t xml:space="preserve"> servers/rendering/</w:t>
-      </w:r>
-      <w:proofErr w:type="spellStart"/>
-      <w:r>
-        <w:t>renderer_rd</w:t>
-      </w:r>
-      <w:proofErr w:type="spellEnd"/>
-      <w:r>
-        <w:t>/shaders/</w:t>
-      </w:r>
-      <w:proofErr w:type="spellStart"/>
-      <w:r>
-        <w:t>ssao_importance_map.glsl</w:t>
-      </w:r>
-      <w:proofErr w:type="spellEnd"/>
-    </w:p>
-    <w:p>
-      <w:r>
-        <w:t xml:space="preserve"> servers/rendering/</w:t>
-      </w:r>
-      <w:proofErr w:type="spellStart"/>
-      <w:r>
-        <w:t>renderer_rd</w:t>
-      </w:r>
-      <w:proofErr w:type="spellEnd"/>
-      <w:r>
-        <w:t>/shaders/</w:t>
-      </w:r>
-      <w:proofErr w:type="spellStart"/>
-      <w:r>
-        <w:t>ssao_interleave.glsl</w:t>
-      </w:r>
-      <w:proofErr w:type="spellEnd"/>
-    </w:p>
-    <w:p>
-      <w:r>
-        <w:t xml:space="preserve"> servers/rendering/</w:t>
-      </w:r>
-      <w:proofErr w:type="spellStart"/>
-      <w:r>
-        <w:t>renderer_rd</w:t>
-      </w:r>
-      <w:proofErr w:type="spellEnd"/>
-      <w:r>
-        <w:t>/shaders/</w:t>
-      </w:r>
-      <w:proofErr w:type="spellStart"/>
-      <w:r>
-        <w:t>ssao.glsl</w:t>
-      </w:r>
-      <w:proofErr w:type="spellEnd"/>
-    </w:p>
-    <w:p>
-      <w:r>
-        <w:t xml:space="preserve"> servers/rendering/</w:t>
-      </w:r>
-      <w:proofErr w:type="spellStart"/>
-      <w:r>
-        <w:t>renderer_rd</w:t>
-      </w:r>
-      <w:proofErr w:type="spellEnd"/>
-      <w:r>
-        <w:t>/shaders/</w:t>
-      </w:r>
-      <w:proofErr w:type="spellStart"/>
-      <w:r>
-        <w:t>ssil_blur.glsl</w:t>
-      </w:r>
-      <w:proofErr w:type="spellEnd"/>
-    </w:p>
-    <w:p>
-      <w:r>
-        <w:t xml:space="preserve"> servers/rendering/</w:t>
-      </w:r>
-      <w:proofErr w:type="spellStart"/>
-      <w:r>
-        <w:t>renderer_rd</w:t>
-      </w:r>
-      <w:proofErr w:type="spellEnd"/>
-      <w:r>
-        <w:t>/shaders/</w:t>
-      </w:r>
-      <w:proofErr w:type="spellStart"/>
-      <w:r>
-        <w:t>ssil_importance_map.glsl</w:t>
-      </w:r>
-      <w:proofErr w:type="spellEnd"/>
-    </w:p>
-    <w:p>
-      <w:r>
-        <w:t xml:space="preserve"> servers/rendering/</w:t>
-      </w:r>
-      <w:proofErr w:type="spellStart"/>
-      <w:r>
-        <w:t>renderer_rd</w:t>
-      </w:r>
-      <w:proofErr w:type="spellEnd"/>
-      <w:r>
-        <w:t>/shaders/</w:t>
-      </w:r>
-      <w:proofErr w:type="spellStart"/>
-      <w:r>
-        <w:t>ssil_interleave.glsl</w:t>
-      </w:r>
-      <w:proofErr w:type="spellEnd"/>
-    </w:p>
-    <w:p>
-      <w:r>
-        <w:t xml:space="preserve"> servers/rendering/</w:t>
-      </w:r>
-      <w:proofErr w:type="spellStart"/>
-      <w:r>
-        <w:t>renderer_rd</w:t>
-      </w:r>
-      <w:proofErr w:type="spellEnd"/>
-      <w:r>
-        <w:t>/shaders/</w:t>
-      </w:r>
-      <w:proofErr w:type="spellStart"/>
-      <w:r>
-        <w:t>ssil.glsl</w:t>
-      </w:r>
-      <w:proofErr w:type="spellEnd"/>
+        <w:t>Files: servers/rendering/renderer_rd/shaders/ss_effects_downsample.glsl</w:t>
+      </w:r>
+    </w:p>
+    <w:p>
+      <w:r>
+        <w:t xml:space="preserve"> servers/rendering/renderer_rd/shaders/ssao_blur.glsl</w:t>
+      </w:r>
+    </w:p>
+    <w:p>
+      <w:r>
+        <w:t xml:space="preserve"> servers/rendering/renderer_rd/shaders/ssao_importance_map.glsl</w:t>
+      </w:r>
+    </w:p>
+    <w:p>
+      <w:r>
+        <w:t xml:space="preserve"> servers/rendering/renderer_rd/shaders/ssao_interleave.glsl</w:t>
+      </w:r>
+    </w:p>
+    <w:p>
+      <w:r>
+        <w:t xml:space="preserve"> servers/rendering/renderer_rd/shaders/ssao.glsl</w:t>
+      </w:r>
+    </w:p>
+    <w:p>
+      <w:r>
+        <w:t xml:space="preserve"> servers/rendering/renderer_rd/shaders/ssil_blur.glsl</w:t>
+      </w:r>
+    </w:p>
+    <w:p>
+      <w:r>
+        <w:t xml:space="preserve"> servers/rendering/renderer_rd/shaders/ssil_importance_map.glsl</w:t>
+      </w:r>
+    </w:p>
+    <w:p>
+      <w:r>
+        <w:t xml:space="preserve"> servers/rendering/renderer_rd/shaders/ssil_interleave.glsl</w:t>
+      </w:r>
+    </w:p>
+    <w:p>
+      <w:r>
+        <w:t xml:space="preserve"> servers/rendering/renderer_rd/shaders/ssil.glsl</w:t>
+      </w:r>
     </w:p>
     <w:p>
       <w:r>
@@ -1740,21 +1361,8 @@
     <w:p/>
     <w:p>
       <w:r>
-        <w:t>Files: servers/rendering/</w:t>
-      </w:r>
-      <w:proofErr w:type="spellStart"/>
-      <w:r>
-        <w:t>renderer_rd</w:t>
-      </w:r>
-      <w:proofErr w:type="spellEnd"/>
-      <w:r>
-        <w:t>/shaders/effects/</w:t>
-      </w:r>
-      <w:proofErr w:type="spellStart"/>
-      <w:r>
-        <w:t>taa_resolve.glsl</w:t>
-      </w:r>
-      <w:proofErr w:type="spellEnd"/>
+        <w:t>Files: servers/rendering/renderer_rd/shaders/effects/taa_resolve.glsl</w:t>
+      </w:r>
     </w:p>
     <w:p>
       <w:r>
@@ -1774,36 +1382,12 @@
     <w:p/>
     <w:p>
       <w:r>
-        <w:t xml:space="preserve">Files: </w:t>
-      </w:r>
-      <w:proofErr w:type="spellStart"/>
-      <w:r>
-        <w:t>thirdparty</w:t>
-      </w:r>
-      <w:proofErr w:type="spellEnd"/>
-      <w:r>
-        <w:t>/</w:t>
-      </w:r>
-      <w:proofErr w:type="spellStart"/>
-      <w:r>
-        <w:t>amd-fsr</w:t>
-      </w:r>
-      <w:proofErr w:type="spellEnd"/>
-      <w:r>
-        <w:t>/*</w:t>
-      </w:r>
-    </w:p>
-    <w:p>
-      <w:r>
-        <w:t xml:space="preserve">Comment: AMD </w:t>
-      </w:r>
-      <w:proofErr w:type="spellStart"/>
-      <w:r>
-        <w:t>FidelityFX</w:t>
-      </w:r>
-      <w:proofErr w:type="spellEnd"/>
-      <w:r>
-        <w:t xml:space="preserve"> Super Resolution</w:t>
+        <w:t>Files: thirdparty/amd-fsr/*</w:t>
+      </w:r>
+    </w:p>
+    <w:p>
+      <w:r>
+        <w:t>Comment: AMD FidelityFX Super Resolution</w:t>
       </w:r>
     </w:p>
     <w:p>
@@ -1819,28 +1403,12 @@
     <w:p/>
     <w:p>
       <w:r>
-        <w:t xml:space="preserve">Files: </w:t>
-      </w:r>
-      <w:proofErr w:type="spellStart"/>
-      <w:r>
-        <w:t>thirdparty</w:t>
-      </w:r>
-      <w:proofErr w:type="spellEnd"/>
-      <w:r>
-        <w:t>/amd-fsr2/*</w:t>
-      </w:r>
-    </w:p>
-    <w:p>
-      <w:r>
-        <w:t xml:space="preserve">Comment: AMD </w:t>
-      </w:r>
-      <w:proofErr w:type="spellStart"/>
-      <w:r>
-        <w:t>FidelityFX</w:t>
-      </w:r>
-      <w:proofErr w:type="spellEnd"/>
-      <w:r>
-        <w:t xml:space="preserve"> Super Resolution 2</w:t>
+        <w:t>Files: thirdparty/amd-fsr2/*</w:t>
+      </w:r>
+    </w:p>
+    <w:p>
+      <w:r>
+        <w:t>Comment: AMD FidelityFX Super Resolution 2</w:t>
       </w:r>
     </w:p>
     <w:p>
@@ -1856,15 +1424,7 @@
     <w:p/>
     <w:p>
       <w:r>
-        <w:t xml:space="preserve">Files: </w:t>
-      </w:r>
-      <w:proofErr w:type="spellStart"/>
-      <w:r>
-        <w:t>thirdparty</w:t>
-      </w:r>
-      <w:proofErr w:type="spellEnd"/>
-      <w:r>
-        <w:t>/angle/*</w:t>
+        <w:t>Files: thirdparty/angle/*</w:t>
       </w:r>
     </w:p>
     <w:p>
@@ -1885,23 +1445,7 @@
     <w:p/>
     <w:p>
       <w:r>
-        <w:t xml:space="preserve">Files: </w:t>
-      </w:r>
-      <w:proofErr w:type="spellStart"/>
-      <w:r>
-        <w:t>thirdparty</w:t>
-      </w:r>
-      <w:proofErr w:type="spellEnd"/>
-      <w:r>
-        <w:t>/</w:t>
-      </w:r>
-      <w:proofErr w:type="spellStart"/>
-      <w:r>
-        <w:t>astcenc</w:t>
-      </w:r>
-      <w:proofErr w:type="spellEnd"/>
-      <w:r>
-        <w:t>/*</w:t>
+        <w:t>Files: thirdparty/astcenc/*</w:t>
       </w:r>
     </w:p>
     <w:p>
@@ -1922,23 +1466,7 @@
     <w:p/>
     <w:p>
       <w:r>
-        <w:t xml:space="preserve">Files: </w:t>
-      </w:r>
-      <w:proofErr w:type="spellStart"/>
-      <w:r>
-        <w:t>thirdparty</w:t>
-      </w:r>
-      <w:proofErr w:type="spellEnd"/>
-      <w:r>
-        <w:t>/</w:t>
-      </w:r>
-      <w:proofErr w:type="spellStart"/>
-      <w:r>
-        <w:t>basis_universal</w:t>
-      </w:r>
-      <w:proofErr w:type="spellEnd"/>
-      <w:r>
-        <w:t>/*</w:t>
+        <w:t>Files: thirdparty/basis_universal/*</w:t>
       </w:r>
     </w:p>
     <w:p>
@@ -1959,23 +1487,7 @@
     <w:p/>
     <w:p>
       <w:r>
-        <w:t xml:space="preserve">Files: </w:t>
-      </w:r>
-      <w:proofErr w:type="spellStart"/>
-      <w:r>
-        <w:t>thirdparty</w:t>
-      </w:r>
-      <w:proofErr w:type="spellEnd"/>
-      <w:r>
-        <w:t>/</w:t>
-      </w:r>
-      <w:proofErr w:type="spellStart"/>
-      <w:r>
-        <w:t>brotli</w:t>
-      </w:r>
-      <w:proofErr w:type="spellEnd"/>
-      <w:r>
-        <w:t>/*</w:t>
+        <w:t>Files: thirdparty/brotli/*</w:t>
       </w:r>
     </w:p>
     <w:p>
@@ -1996,15 +1508,7 @@
     <w:p/>
     <w:p>
       <w:r>
-        <w:t xml:space="preserve">Files: </w:t>
-      </w:r>
-      <w:proofErr w:type="spellStart"/>
-      <w:r>
-        <w:t>thirdparty</w:t>
-      </w:r>
-      <w:proofErr w:type="spellEnd"/>
-      <w:r>
-        <w:t>/certs/ca-certificates.crt</w:t>
+        <w:t>Files: thirdparty/certs/ca-certificates.crt</w:t>
       </w:r>
     </w:p>
     <w:p>
@@ -2025,15 +1529,7 @@
     <w:p/>
     <w:p>
       <w:r>
-        <w:t xml:space="preserve">Files: </w:t>
-      </w:r>
-      <w:proofErr w:type="spellStart"/>
-      <w:r>
-        <w:t>thirdparty</w:t>
-      </w:r>
-      <w:proofErr w:type="spellEnd"/>
-      <w:r>
-        <w:t>/clipper2/*</w:t>
+        <w:t>Files: thirdparty/clipper2/*</w:t>
       </w:r>
     </w:p>
     <w:p>
@@ -2055,23 +1551,7 @@
     <w:p/>
     <w:p>
       <w:r>
-        <w:t xml:space="preserve">Files: </w:t>
-      </w:r>
-      <w:proofErr w:type="spellStart"/>
-      <w:r>
-        <w:t>thirdparty</w:t>
-      </w:r>
-      <w:proofErr w:type="spellEnd"/>
-      <w:r>
-        <w:t>/</w:t>
-      </w:r>
-      <w:proofErr w:type="spellStart"/>
-      <w:r>
-        <w:t>cvtt</w:t>
-      </w:r>
-      <w:proofErr w:type="spellEnd"/>
-      <w:r>
-        <w:t>/*</w:t>
+        <w:t>Files: thirdparty/cvtt/*</w:t>
       </w:r>
     </w:p>
     <w:p>
@@ -2097,15 +1577,7 @@
     <w:p/>
     <w:p>
       <w:r>
-        <w:t xml:space="preserve">Files: </w:t>
-      </w:r>
-      <w:proofErr w:type="spellStart"/>
-      <w:r>
-        <w:t>thirdparty</w:t>
-      </w:r>
-      <w:proofErr w:type="spellEnd"/>
-      <w:r>
-        <w:t>/d3d12ma/*</w:t>
+        <w:t>Files: thirdparty/d3d12ma/*</w:t>
       </w:r>
     </w:p>
     <w:p>
@@ -2126,23 +1598,7 @@
     <w:p/>
     <w:p>
       <w:r>
-        <w:t xml:space="preserve">Files: </w:t>
-      </w:r>
-      <w:proofErr w:type="spellStart"/>
-      <w:r>
-        <w:t>thirdparty</w:t>
-      </w:r>
-      <w:proofErr w:type="spellEnd"/>
-      <w:r>
-        <w:t>/</w:t>
-      </w:r>
-      <w:proofErr w:type="spellStart"/>
-      <w:r>
-        <w:t>directx_headers</w:t>
-      </w:r>
-      <w:proofErr w:type="spellEnd"/>
-      <w:r>
-        <w:t>/*</w:t>
+        <w:t>Files: thirdparty/directx_headers/*</w:t>
       </w:r>
     </w:p>
     <w:p>
@@ -2163,34 +1619,13 @@
     <w:p/>
     <w:p>
       <w:r>
-        <w:t xml:space="preserve">Files: </w:t>
-      </w:r>
-      <w:proofErr w:type="spellStart"/>
-      <w:r>
-        <w:t>thirdparty</w:t>
-      </w:r>
-      <w:proofErr w:type="spellEnd"/>
-      <w:r>
-        <w:t>/</w:t>
-      </w:r>
-      <w:proofErr w:type="spellStart"/>
-      <w:r>
-        <w:t>doctest</w:t>
-      </w:r>
-      <w:proofErr w:type="spellEnd"/>
-      <w:r>
-        <w:t>/*</w:t>
-      </w:r>
-    </w:p>
-    <w:p>
-      <w:r>
-        <w:t xml:space="preserve">Comment: </w:t>
-      </w:r>
-      <w:proofErr w:type="spellStart"/>
-      <w:r>
-        <w:t>doctest</w:t>
-      </w:r>
-      <w:proofErr w:type="spellEnd"/>
+        <w:t>Files: thirdparty/doctest/*</w:t>
+      </w:r>
+    </w:p>
+    <w:p>
+      <w:r>
+        <w:t>Comment: doctest</w:t>
+      </w:r>
     </w:p>
     <w:p>
       <w:r>
@@ -2205,23 +1640,7 @@
     <w:p/>
     <w:p>
       <w:r>
-        <w:t xml:space="preserve">Files: </w:t>
-      </w:r>
-      <w:proofErr w:type="spellStart"/>
-      <w:r>
-        <w:t>thirdparty</w:t>
-      </w:r>
-      <w:proofErr w:type="spellEnd"/>
-      <w:r>
-        <w:t>/</w:t>
-      </w:r>
-      <w:proofErr w:type="spellStart"/>
-      <w:r>
-        <w:t>embree</w:t>
-      </w:r>
-      <w:proofErr w:type="spellEnd"/>
-      <w:r>
-        <w:t>/*</w:t>
+        <w:t>Files: thirdparty/embree/*</w:t>
       </w:r>
     </w:p>
     <w:p>
@@ -2242,23 +1661,7 @@
     <w:p/>
     <w:p>
       <w:r>
-        <w:t xml:space="preserve">Files: </w:t>
-      </w:r>
-      <w:proofErr w:type="spellStart"/>
-      <w:r>
-        <w:t>thirdparty</w:t>
-      </w:r>
-      <w:proofErr w:type="spellEnd"/>
-      <w:r>
-        <w:t>/</w:t>
-      </w:r>
-      <w:proofErr w:type="spellStart"/>
-      <w:r>
-        <w:t>enet</w:t>
-      </w:r>
-      <w:proofErr w:type="spellEnd"/>
-      <w:r>
-        <w:t>/*</w:t>
+        <w:t>Files: thirdparty/enet/*</w:t>
       </w:r>
     </w:p>
     <w:p>
@@ -2279,44 +1682,18 @@
     <w:p/>
     <w:p>
       <w:r>
-        <w:t xml:space="preserve">Files: </w:t>
-      </w:r>
-      <w:proofErr w:type="spellStart"/>
-      <w:r>
-        <w:t>thirdparty</w:t>
-      </w:r>
-      <w:proofErr w:type="spellEnd"/>
-      <w:r>
-        <w:t>/</w:t>
-      </w:r>
-      <w:proofErr w:type="spellStart"/>
-      <w:r>
-        <w:t>etcpak</w:t>
-      </w:r>
-      <w:proofErr w:type="spellEnd"/>
-      <w:r>
-        <w:t>/*</w:t>
-      </w:r>
-    </w:p>
-    <w:p>
-      <w:r>
-        <w:t xml:space="preserve">Comment: </w:t>
-      </w:r>
-      <w:proofErr w:type="spellStart"/>
-      <w:r>
-        <w:t>etcpak</w:t>
-      </w:r>
-      <w:proofErr w:type="spellEnd"/>
-    </w:p>
-    <w:p>
-      <w:r>
-        <w:t xml:space="preserve">Copyright: 2013-2022, Bartosz </w:t>
-      </w:r>
-      <w:proofErr w:type="spellStart"/>
-      <w:r>
-        <w:t>Taudul</w:t>
-      </w:r>
-      <w:proofErr w:type="spellEnd"/>
+        <w:t>Files: thirdparty/etcpak/*</w:t>
+      </w:r>
+    </w:p>
+    <w:p>
+      <w:r>
+        <w:t>Comment: etcpak</w:t>
+      </w:r>
+    </w:p>
+    <w:p>
+      <w:r>
+        <w:t>Copyright: 2013-2022, Bartosz Taudul</w:t>
+      </w:r>
     </w:p>
     <w:p>
       <w:r>
@@ -2326,36 +1703,12 @@
     <w:p/>
     <w:p>
       <w:r>
-        <w:t xml:space="preserve">Files: </w:t>
-      </w:r>
-      <w:proofErr w:type="spellStart"/>
-      <w:r>
-        <w:t>thirdparty</w:t>
-      </w:r>
-      <w:proofErr w:type="spellEnd"/>
-      <w:r>
-        <w:t>/fonts/</w:t>
-      </w:r>
-      <w:proofErr w:type="spellStart"/>
-      <w:r>
-        <w:t>DroidSans</w:t>
-      </w:r>
-      <w:proofErr w:type="spellEnd"/>
-      <w:r>
-        <w:t>*.woff2</w:t>
-      </w:r>
-    </w:p>
-    <w:p>
-      <w:r>
-        <w:t xml:space="preserve">Comment: </w:t>
-      </w:r>
-      <w:proofErr w:type="spellStart"/>
-      <w:r>
-        <w:t>DroidSans</w:t>
-      </w:r>
-      <w:proofErr w:type="spellEnd"/>
-      <w:r>
-        <w:t xml:space="preserve"> font</w:t>
+        <w:t>Files: thirdparty/fonts/DroidSans*.woff2</w:t>
+      </w:r>
+    </w:p>
+    <w:p>
+      <w:r>
+        <w:t>Comment: DroidSans font</w:t>
       </w:r>
     </w:p>
     <w:p>
@@ -2371,15 +1724,7 @@
     <w:p/>
     <w:p>
       <w:r>
-        <w:t xml:space="preserve">Files: </w:t>
-      </w:r>
-      <w:proofErr w:type="spellStart"/>
-      <w:r>
-        <w:t>thirdparty</w:t>
-      </w:r>
-      <w:proofErr w:type="spellEnd"/>
-      <w:r>
-        <w:t>/fonts/JetBrainsMono_Regular.woff2</w:t>
+        <w:t>Files: thirdparty/fonts/JetBrainsMono_Regular.woff2</w:t>
       </w:r>
     </w:p>
     <w:p>
@@ -2389,13 +1734,8 @@
     </w:p>
     <w:p>
       <w:r>
-        <w:t xml:space="preserve">Copyright: 2020, JetBrains </w:t>
-      </w:r>
-      <w:proofErr w:type="spellStart"/>
-      <w:r>
-        <w:t>s.r.o.</w:t>
-      </w:r>
-      <w:proofErr w:type="spellEnd"/>
+        <w:t>Copyright: 2020, JetBrains s.r.o.</w:t>
+      </w:r>
     </w:p>
     <w:p>
       <w:r>
@@ -2405,23 +1745,7 @@
     <w:p/>
     <w:p>
       <w:r>
-        <w:t xml:space="preserve">Files: </w:t>
-      </w:r>
-      <w:proofErr w:type="spellStart"/>
-      <w:r>
-        <w:t>thirdparty</w:t>
-      </w:r>
-      <w:proofErr w:type="spellEnd"/>
-      <w:r>
-        <w:t>/fonts/</w:t>
-      </w:r>
-      <w:proofErr w:type="spellStart"/>
-      <w:r>
-        <w:t>NotoSans</w:t>
-      </w:r>
-      <w:proofErr w:type="spellEnd"/>
-      <w:r>
-        <w:t>*.woff2</w:t>
+        <w:t>Files: thirdparty/fonts/NotoSans*.woff2</w:t>
       </w:r>
     </w:p>
     <w:p>
@@ -2442,49 +1766,17 @@
     <w:p/>
     <w:p>
       <w:r>
-        <w:t xml:space="preserve">Files: </w:t>
-      </w:r>
-      <w:proofErr w:type="spellStart"/>
-      <w:r>
-        <w:t>thirdparty</w:t>
-      </w:r>
-      <w:proofErr w:type="spellEnd"/>
-      <w:r>
-        <w:t>/fonts/</w:t>
-      </w:r>
-      <w:proofErr w:type="spellStart"/>
-      <w:r>
-        <w:t>Vazirmatn</w:t>
-      </w:r>
-      <w:proofErr w:type="spellEnd"/>
-      <w:r>
-        <w:t>*.woff2</w:t>
-      </w:r>
-    </w:p>
-    <w:p>
-      <w:r>
-        <w:t xml:space="preserve">Comment: </w:t>
-      </w:r>
-      <w:proofErr w:type="spellStart"/>
-      <w:r>
-        <w:t>Vazirmatn</w:t>
-      </w:r>
-      <w:proofErr w:type="spellEnd"/>
-      <w:r>
-        <w:t xml:space="preserve"> font</w:t>
-      </w:r>
-    </w:p>
-    <w:p>
-      <w:r>
-        <w:t xml:space="preserve">Copyright: 2015, The </w:t>
-      </w:r>
-      <w:proofErr w:type="spellStart"/>
-      <w:r>
-        <w:t>Vazirmatn</w:t>
-      </w:r>
-      <w:proofErr w:type="spellEnd"/>
-      <w:r>
-        <w:t xml:space="preserve"> Project Authors.</w:t>
+        <w:t>Files: thirdparty/fonts/Vazirmatn*.woff2</w:t>
+      </w:r>
+    </w:p>
+    <w:p>
+      <w:r>
+        <w:t>Comment: Vazirmatn font</w:t>
+      </w:r>
+    </w:p>
+    <w:p>
+      <w:r>
+        <w:t>Copyright: 2015, The Vazirmatn Project Authors.</w:t>
       </w:r>
     </w:p>
     <w:p>
@@ -2495,36 +1787,12 @@
     <w:p/>
     <w:p>
       <w:r>
-        <w:t xml:space="preserve">Files: </w:t>
-      </w:r>
-      <w:proofErr w:type="spellStart"/>
-      <w:r>
-        <w:t>thirdparty</w:t>
-      </w:r>
-      <w:proofErr w:type="spellEnd"/>
-      <w:r>
-        <w:t>/</w:t>
-      </w:r>
-      <w:proofErr w:type="spellStart"/>
-      <w:r>
-        <w:t>freetype</w:t>
-      </w:r>
-      <w:proofErr w:type="spellEnd"/>
-      <w:r>
-        <w:t>/*</w:t>
-      </w:r>
-    </w:p>
-    <w:p>
-      <w:r>
-        <w:t xml:space="preserve">Comment: The </w:t>
-      </w:r>
-      <w:proofErr w:type="spellStart"/>
-      <w:r>
-        <w:t>FreeType</w:t>
-      </w:r>
-      <w:proofErr w:type="spellEnd"/>
-      <w:r>
-        <w:t xml:space="preserve"> Project</w:t>
+        <w:t>Files: thirdparty/freetype/*</w:t>
+      </w:r>
+    </w:p>
+    <w:p>
+      <w:r>
+        <w:t>Comment: The FreeType Project</w:t>
       </w:r>
     </w:p>
     <w:p>
@@ -2540,15 +1808,7 @@
     <w:p/>
     <w:p>
       <w:r>
-        <w:t xml:space="preserve">Files: </w:t>
-      </w:r>
-      <w:proofErr w:type="spellStart"/>
-      <w:r>
-        <w:t>thirdparty</w:t>
-      </w:r>
-      <w:proofErr w:type="spellEnd"/>
-      <w:r>
-        <w:t>/glad/*</w:t>
+        <w:t>Files: thirdparty/glad/*</w:t>
       </w:r>
     </w:p>
     <w:p>
@@ -2574,34 +1834,13 @@
     <w:p/>
     <w:p>
       <w:r>
-        <w:t xml:space="preserve">Files: </w:t>
-      </w:r>
-      <w:proofErr w:type="spellStart"/>
-      <w:r>
-        <w:t>thirdparty</w:t>
-      </w:r>
-      <w:proofErr w:type="spellEnd"/>
-      <w:r>
-        <w:t>/</w:t>
-      </w:r>
-      <w:proofErr w:type="spellStart"/>
-      <w:r>
-        <w:t>glslang</w:t>
-      </w:r>
-      <w:proofErr w:type="spellEnd"/>
-      <w:r>
-        <w:t>/*</w:t>
-      </w:r>
-    </w:p>
-    <w:p>
-      <w:r>
-        <w:t xml:space="preserve">Comment: </w:t>
-      </w:r>
-      <w:proofErr w:type="spellStart"/>
-      <w:r>
-        <w:t>glslang</w:t>
-      </w:r>
-      <w:proofErr w:type="spellEnd"/>
+        <w:t>Files: thirdparty/glslang/*</w:t>
+      </w:r>
+    </w:p>
+    <w:p>
+      <w:r>
+        <w:t>Comment: glslang</w:t>
+      </w:r>
     </w:p>
     <w:p>
       <w:r>
@@ -2620,26 +1859,13 @@
     </w:p>
     <w:p>
       <w:r>
-        <w:t xml:space="preserve">License: </w:t>
-      </w:r>
-      <w:proofErr w:type="spellStart"/>
-      <w:r>
-        <w:t>glslang</w:t>
-      </w:r>
-      <w:proofErr w:type="spellEnd"/>
-    </w:p>
-    <w:p/>
-    <w:p>
-      <w:r>
-        <w:t xml:space="preserve">Files: </w:t>
-      </w:r>
-      <w:proofErr w:type="spellStart"/>
-      <w:r>
-        <w:t>thirdparty</w:t>
-      </w:r>
-      <w:proofErr w:type="spellEnd"/>
-      <w:r>
-        <w:t>/graphite/*</w:t>
+        <w:t>License: glslang</w:t>
+      </w:r>
+    </w:p>
+    <w:p/>
+    <w:p>
+      <w:r>
+        <w:t>Files: thirdparty/graphite/*</w:t>
       </w:r>
     </w:p>
     <w:p>
@@ -2660,36 +1886,12 @@
     <w:p/>
     <w:p>
       <w:r>
-        <w:t xml:space="preserve">Files: </w:t>
-      </w:r>
-      <w:proofErr w:type="spellStart"/>
-      <w:r>
-        <w:t>thirdparty</w:t>
-      </w:r>
-      <w:proofErr w:type="spellEnd"/>
-      <w:r>
-        <w:t>/</w:t>
-      </w:r>
-      <w:proofErr w:type="spellStart"/>
-      <w:r>
-        <w:t>harfbuzz</w:t>
-      </w:r>
-      <w:proofErr w:type="spellEnd"/>
-      <w:r>
-        <w:t>/*</w:t>
-      </w:r>
-    </w:p>
-    <w:p>
-      <w:r>
-        <w:t xml:space="preserve">Comment: </w:t>
-      </w:r>
-      <w:proofErr w:type="spellStart"/>
-      <w:r>
-        <w:t>HarfBuzz</w:t>
-      </w:r>
-      <w:proofErr w:type="spellEnd"/>
-      <w:r>
-        <w:t xml:space="preserve"> text shaping library</w:t>
+        <w:t>Files: thirdparty/harfbuzz/*</w:t>
+      </w:r>
+    </w:p>
+    <w:p>
+      <w:r>
+        <w:t>Comment: HarfBuzz text shaping library</w:t>
       </w:r>
     </w:p>
     <w:p>
@@ -2699,13 +1901,8 @@
     </w:p>
     <w:p>
       <w:r>
-        <w:t xml:space="preserve"> 2015-2020, Ebrahim </w:t>
-      </w:r>
-      <w:proofErr w:type="spellStart"/>
-      <w:r>
-        <w:t>Byagowi</w:t>
-      </w:r>
-      <w:proofErr w:type="spellEnd"/>
+        <w:t xml:space="preserve"> 2015-2020, Ebrahim Byagowi</w:t>
+      </w:r>
     </w:p>
     <w:p>
       <w:r>
@@ -2719,28 +1916,12 @@
     </w:p>
     <w:p>
       <w:r>
-        <w:t xml:space="preserve"> 2011, </w:t>
-      </w:r>
-      <w:proofErr w:type="spellStart"/>
-      <w:r>
-        <w:t>Codethink</w:t>
-      </w:r>
-      <w:proofErr w:type="spellEnd"/>
-      <w:r>
-        <w:t xml:space="preserve"> Limited</w:t>
-      </w:r>
-    </w:p>
-    <w:p>
-      <w:r>
-        <w:t xml:space="preserve"> 2008, 2010, Nokia Corporation and/or its subsidiary(-</w:t>
-      </w:r>
-      <w:proofErr w:type="spellStart"/>
-      <w:r>
-        <w:t>ies</w:t>
-      </w:r>
-      <w:proofErr w:type="spellEnd"/>
-      <w:r>
-        <w:t>)</w:t>
+        <w:t xml:space="preserve"> 2011, Codethink Limited</w:t>
+      </w:r>
+    </w:p>
+    <w:p>
+      <w:r>
+        <w:t xml:space="preserve"> 2008, 2010, Nokia Corporation and/or its subsidiary(-ies)</w:t>
       </w:r>
     </w:p>
     <w:p>
@@ -2760,13 +1941,8 @@
     </w:p>
     <w:p>
       <w:r>
-        <w:t xml:space="preserve"> 2005-2006, 2020-2023, Behdad </w:t>
-      </w:r>
-      <w:proofErr w:type="spellStart"/>
-      <w:r>
-        <w:t>Esfahbod</w:t>
-      </w:r>
-      <w:proofErr w:type="spellEnd"/>
+        <w:t xml:space="preserve"> 2005-2006, 2020-2023, Behdad Esfahbod</w:t>
+      </w:r>
     </w:p>
     <w:p>
       <w:r>
@@ -2780,15 +1956,7 @@
     </w:p>
     <w:p>
       <w:r>
-        <w:t xml:space="preserve"> 2016, </w:t>
-      </w:r>
-      <w:proofErr w:type="spellStart"/>
-      <w:r>
-        <w:t>Igalia</w:t>
-      </w:r>
-      <w:proofErr w:type="spellEnd"/>
-      <w:r>
-        <w:t>, S.L.</w:t>
+        <w:t xml:space="preserve"> 2016, Igalia, S.L.</w:t>
       </w:r>
     </w:p>
     <w:p>
@@ -2813,26 +1981,13 @@
     </w:p>
     <w:p>
       <w:r>
-        <w:t xml:space="preserve">License: </w:t>
-      </w:r>
-      <w:proofErr w:type="spellStart"/>
-      <w:r>
-        <w:t>HarfBuzz</w:t>
-      </w:r>
-      <w:proofErr w:type="spellEnd"/>
-    </w:p>
-    <w:p/>
-    <w:p>
-      <w:r>
-        <w:t xml:space="preserve">Files: </w:t>
-      </w:r>
-      <w:proofErr w:type="spellStart"/>
-      <w:r>
-        <w:t>thirdparty</w:t>
-      </w:r>
-      <w:proofErr w:type="spellEnd"/>
-      <w:r>
-        <w:t>/icu4c/*</w:t>
+        <w:t>License: HarfBuzz</w:t>
+      </w:r>
+    </w:p>
+    <w:p/>
+    <w:p>
+      <w:r>
+        <w:t>Files: thirdparty/icu4c/*</w:t>
       </w:r>
     </w:p>
     <w:p>
@@ -2853,23 +2008,7 @@
     <w:p/>
     <w:p>
       <w:r>
-        <w:t xml:space="preserve">Files: </w:t>
-      </w:r>
-      <w:proofErr w:type="spellStart"/>
-      <w:r>
-        <w:t>thirdparty</w:t>
-      </w:r>
-      <w:proofErr w:type="spellEnd"/>
-      <w:r>
-        <w:t>/</w:t>
-      </w:r>
-      <w:proofErr w:type="spellStart"/>
-      <w:r>
-        <w:t>jolt_physics</w:t>
-      </w:r>
-      <w:proofErr w:type="spellEnd"/>
-      <w:r>
-        <w:t>/*</w:t>
+        <w:t>Files: thirdparty/jolt_physics/*</w:t>
       </w:r>
     </w:p>
     <w:p>
@@ -2879,13 +2018,8 @@
     </w:p>
     <w:p>
       <w:r>
-        <w:t xml:space="preserve">Copyright: 2021, Jorrit </w:t>
-      </w:r>
-      <w:proofErr w:type="spellStart"/>
-      <w:r>
-        <w:t>Rouwe</w:t>
-      </w:r>
-      <w:proofErr w:type="spellEnd"/>
+        <w:t>Copyright: 2021, Jorrit Rouwe</w:t>
+      </w:r>
     </w:p>
     <w:p>
       <w:r>
@@ -2895,15 +2029,7 @@
     <w:p/>
     <w:p>
       <w:r>
-        <w:t xml:space="preserve">Files: </w:t>
-      </w:r>
-      <w:proofErr w:type="spellStart"/>
-      <w:r>
-        <w:t>thirdparty</w:t>
-      </w:r>
-      <w:proofErr w:type="spellEnd"/>
-      <w:r>
-        <w:t>/jpeg-compressor/*</w:t>
+        <w:t>Files: thirdparty/jpeg-compressor/*</w:t>
       </w:r>
     </w:p>
     <w:p>
@@ -2925,34 +2051,13 @@
     <w:p/>
     <w:p>
       <w:r>
-        <w:t xml:space="preserve">Files: </w:t>
-      </w:r>
-      <w:proofErr w:type="spellStart"/>
-      <w:r>
-        <w:t>thirdparty</w:t>
-      </w:r>
-      <w:proofErr w:type="spellEnd"/>
-      <w:r>
-        <w:t>/</w:t>
-      </w:r>
-      <w:proofErr w:type="spellStart"/>
-      <w:r>
-        <w:t>libbacktrace</w:t>
-      </w:r>
-      <w:proofErr w:type="spellEnd"/>
-      <w:r>
-        <w:t>/*</w:t>
-      </w:r>
-    </w:p>
-    <w:p>
-      <w:r>
-        <w:t xml:space="preserve">Comment: </w:t>
-      </w:r>
-      <w:proofErr w:type="spellStart"/>
-      <w:r>
-        <w:t>libbacktrace</w:t>
-      </w:r>
-      <w:proofErr w:type="spellEnd"/>
+        <w:t>Files: thirdparty/libbacktrace/*</w:t>
+      </w:r>
+    </w:p>
+    <w:p>
+      <w:r>
+        <w:t>Comment: libbacktrace</w:t>
+      </w:r>
     </w:p>
     <w:p>
       <w:r>
@@ -2967,23 +2072,7 @@
     <w:p/>
     <w:p>
       <w:r>
-        <w:t xml:space="preserve">Files: </w:t>
-      </w:r>
-      <w:proofErr w:type="spellStart"/>
-      <w:r>
-        <w:t>thirdparty</w:t>
-      </w:r>
-      <w:proofErr w:type="spellEnd"/>
-      <w:r>
-        <w:t>/</w:t>
-      </w:r>
-      <w:proofErr w:type="spellStart"/>
-      <w:r>
-        <w:t>libktx</w:t>
-      </w:r>
-      <w:proofErr w:type="spellEnd"/>
-      <w:r>
-        <w:t>/*</w:t>
+        <w:t>Files: thirdparty/libktx/*</w:t>
       </w:r>
     </w:p>
     <w:p>
@@ -3009,34 +2098,13 @@
     <w:p/>
     <w:p>
       <w:r>
-        <w:t xml:space="preserve">Files: </w:t>
-      </w:r>
-      <w:proofErr w:type="spellStart"/>
-      <w:r>
-        <w:t>thirdparty</w:t>
-      </w:r>
-      <w:proofErr w:type="spellEnd"/>
-      <w:r>
-        <w:t>/</w:t>
-      </w:r>
-      <w:proofErr w:type="spellStart"/>
-      <w:r>
-        <w:t>libogg</w:t>
-      </w:r>
-      <w:proofErr w:type="spellEnd"/>
-      <w:r>
-        <w:t>/*</w:t>
-      </w:r>
-    </w:p>
-    <w:p>
-      <w:r>
-        <w:t xml:space="preserve">Comment: </w:t>
-      </w:r>
-      <w:proofErr w:type="spellStart"/>
-      <w:r>
-        <w:t>OggVorbis</w:t>
-      </w:r>
-      <w:proofErr w:type="spellEnd"/>
+        <w:t>Files: thirdparty/libogg/*</w:t>
+      </w:r>
+    </w:p>
+    <w:p>
+      <w:r>
+        <w:t>Comment: OggVorbis</w:t>
+      </w:r>
     </w:p>
     <w:p>
       <w:r>
@@ -3051,34 +2119,13 @@
     <w:p/>
     <w:p>
       <w:r>
-        <w:t xml:space="preserve">Files: </w:t>
-      </w:r>
-      <w:proofErr w:type="spellStart"/>
-      <w:r>
-        <w:t>thirdparty</w:t>
-      </w:r>
-      <w:proofErr w:type="spellEnd"/>
-      <w:r>
-        <w:t>/</w:t>
-      </w:r>
-      <w:proofErr w:type="spellStart"/>
-      <w:r>
-        <w:t>libpng</w:t>
-      </w:r>
-      <w:proofErr w:type="spellEnd"/>
-      <w:r>
-        <w:t>/*</w:t>
-      </w:r>
-    </w:p>
-    <w:p>
-      <w:r>
-        <w:t xml:space="preserve">Comment: </w:t>
-      </w:r>
-      <w:proofErr w:type="spellStart"/>
-      <w:r>
-        <w:t>libpng</w:t>
-      </w:r>
-      <w:proofErr w:type="spellEnd"/>
+        <w:t>Files: thirdparty/libpng/*</w:t>
+      </w:r>
+    </w:p>
+    <w:p>
+      <w:r>
+        <w:t>Comment: libpng</w:t>
+      </w:r>
     </w:p>
     <w:p>
       <w:r>
@@ -3107,45 +2154,19 @@
     </w:p>
     <w:p>
       <w:r>
-        <w:t xml:space="preserve">License: </w:t>
-      </w:r>
-      <w:proofErr w:type="spellStart"/>
-      <w:r>
-        <w:t>Zlib</w:t>
-      </w:r>
-      <w:proofErr w:type="spellEnd"/>
-    </w:p>
-    <w:p/>
-    <w:p>
-      <w:r>
-        <w:t xml:space="preserve">Files: </w:t>
-      </w:r>
-      <w:proofErr w:type="spellStart"/>
-      <w:r>
-        <w:t>thirdparty</w:t>
-      </w:r>
-      <w:proofErr w:type="spellEnd"/>
-      <w:r>
-        <w:t>/</w:t>
-      </w:r>
-      <w:proofErr w:type="spellStart"/>
-      <w:r>
-        <w:t>libtheora</w:t>
-      </w:r>
-      <w:proofErr w:type="spellEnd"/>
-      <w:r>
-        <w:t>/*</w:t>
-      </w:r>
-    </w:p>
-    <w:p>
-      <w:r>
-        <w:t xml:space="preserve">Comment: </w:t>
-      </w:r>
-      <w:proofErr w:type="spellStart"/>
-      <w:r>
-        <w:t>OggTheora</w:t>
-      </w:r>
-      <w:proofErr w:type="spellEnd"/>
+        <w:t>License: Zlib</w:t>
+      </w:r>
+    </w:p>
+    <w:p/>
+    <w:p>
+      <w:r>
+        <w:t>Files: thirdparty/libtheora/*</w:t>
+      </w:r>
+    </w:p>
+    <w:p>
+      <w:r>
+        <w:t>Comment: OggTheora</w:t>
+      </w:r>
     </w:p>
     <w:p>
       <w:r>
@@ -3160,34 +2181,13 @@
     <w:p/>
     <w:p>
       <w:r>
-        <w:t xml:space="preserve">Files: </w:t>
-      </w:r>
-      <w:proofErr w:type="spellStart"/>
-      <w:r>
-        <w:t>thirdparty</w:t>
-      </w:r>
-      <w:proofErr w:type="spellEnd"/>
-      <w:r>
-        <w:t>/</w:t>
-      </w:r>
-      <w:proofErr w:type="spellStart"/>
-      <w:r>
-        <w:t>libvorbis</w:t>
-      </w:r>
-      <w:proofErr w:type="spellEnd"/>
-      <w:r>
-        <w:t>/*</w:t>
-      </w:r>
-    </w:p>
-    <w:p>
-      <w:r>
-        <w:t xml:space="preserve">Comment: </w:t>
-      </w:r>
-      <w:proofErr w:type="spellStart"/>
-      <w:r>
-        <w:t>OggVorbis</w:t>
-      </w:r>
-      <w:proofErr w:type="spellEnd"/>
+        <w:t>Files: thirdparty/libvorbis/*</w:t>
+      </w:r>
+    </w:p>
+    <w:p>
+      <w:r>
+        <w:t>Comment: OggVorbis</w:t>
+      </w:r>
     </w:p>
     <w:p>
       <w:r>
@@ -3202,36 +2202,12 @@
     <w:p/>
     <w:p>
       <w:r>
-        <w:t xml:space="preserve">Files: </w:t>
-      </w:r>
-      <w:proofErr w:type="spellStart"/>
-      <w:r>
-        <w:t>thirdparty</w:t>
-      </w:r>
-      <w:proofErr w:type="spellEnd"/>
-      <w:r>
-        <w:t>/</w:t>
-      </w:r>
-      <w:proofErr w:type="spellStart"/>
-      <w:r>
-        <w:t>libwebp</w:t>
-      </w:r>
-      <w:proofErr w:type="spellEnd"/>
-      <w:r>
-        <w:t>/*</w:t>
-      </w:r>
-    </w:p>
-    <w:p>
-      <w:r>
-        <w:t xml:space="preserve">Comment: </w:t>
-      </w:r>
-      <w:proofErr w:type="spellStart"/>
-      <w:r>
-        <w:t>WebP</w:t>
-      </w:r>
-      <w:proofErr w:type="spellEnd"/>
-      <w:r>
-        <w:t xml:space="preserve"> codec</w:t>
+        <w:t>Files: thirdparty/libwebp/*</w:t>
+      </w:r>
+    </w:p>
+    <w:p>
+      <w:r>
+        <w:t>Comment: WebP codec</w:t>
       </w:r>
     </w:p>
     <w:p>
@@ -3247,15 +2223,7 @@
     <w:p/>
     <w:p>
       <w:r>
-        <w:t xml:space="preserve">Files: </w:t>
-      </w:r>
-      <w:proofErr w:type="spellStart"/>
-      <w:r>
-        <w:t>thirdparty</w:t>
-      </w:r>
-      <w:proofErr w:type="spellEnd"/>
-      <w:r>
-        <w:t>/manifold/*</w:t>
+        <w:t>Files: thirdparty/manifold/*</w:t>
       </w:r>
     </w:p>
     <w:p>
@@ -3276,49 +2244,17 @@
     <w:p/>
     <w:p>
       <w:r>
-        <w:t xml:space="preserve">Files: </w:t>
-      </w:r>
-      <w:proofErr w:type="spellStart"/>
-      <w:r>
-        <w:t>thirdparty</w:t>
-      </w:r>
-      <w:proofErr w:type="spellEnd"/>
-      <w:r>
-        <w:t>/</w:t>
-      </w:r>
-      <w:proofErr w:type="spellStart"/>
-      <w:r>
-        <w:t>mbedtls</w:t>
-      </w:r>
-      <w:proofErr w:type="spellEnd"/>
-      <w:r>
-        <w:t>/*</w:t>
-      </w:r>
-    </w:p>
-    <w:p>
-      <w:r>
-        <w:t xml:space="preserve">Comment: </w:t>
-      </w:r>
-      <w:proofErr w:type="spellStart"/>
-      <w:r>
-        <w:t>Mbed</w:t>
-      </w:r>
-      <w:proofErr w:type="spellEnd"/>
-      <w:r>
-        <w:t xml:space="preserve"> TLS</w:t>
-      </w:r>
-    </w:p>
-    <w:p>
-      <w:r>
-        <w:t xml:space="preserve">Copyright: The </w:t>
-      </w:r>
-      <w:proofErr w:type="spellStart"/>
-      <w:r>
-        <w:t>Mbed</w:t>
-      </w:r>
-      <w:proofErr w:type="spellEnd"/>
-      <w:r>
-        <w:t xml:space="preserve"> TLS Contributors</w:t>
+        <w:t>Files: thirdparty/mbedtls/*</w:t>
+      </w:r>
+    </w:p>
+    <w:p>
+      <w:r>
+        <w:t>Comment: Mbed TLS</w:t>
+      </w:r>
+    </w:p>
+    <w:p>
+      <w:r>
+        <w:t>Copyright: The Mbed TLS Contributors</w:t>
       </w:r>
     </w:p>
     <w:p>
@@ -3329,44 +2265,18 @@
     <w:p/>
     <w:p>
       <w:r>
-        <w:t xml:space="preserve">Files: </w:t>
-      </w:r>
-      <w:proofErr w:type="spellStart"/>
-      <w:r>
-        <w:t>thirdparty</w:t>
-      </w:r>
-      <w:proofErr w:type="spellEnd"/>
-      <w:r>
-        <w:t>/</w:t>
-      </w:r>
-      <w:proofErr w:type="spellStart"/>
-      <w:r>
-        <w:t>meshoptimizer</w:t>
-      </w:r>
-      <w:proofErr w:type="spellEnd"/>
-      <w:r>
-        <w:t>/*</w:t>
-      </w:r>
-    </w:p>
-    <w:p>
-      <w:r>
-        <w:t xml:space="preserve">Comment: </w:t>
-      </w:r>
-      <w:proofErr w:type="spellStart"/>
-      <w:r>
-        <w:t>meshoptimizer</w:t>
-      </w:r>
-      <w:proofErr w:type="spellEnd"/>
-    </w:p>
-    <w:p>
-      <w:r>
-        <w:t xml:space="preserve">Copyright: 2016-2024, Arseny </w:t>
-      </w:r>
-      <w:proofErr w:type="spellStart"/>
-      <w:r>
-        <w:t>Kapoulkine</w:t>
-      </w:r>
-      <w:proofErr w:type="spellEnd"/>
+        <w:t>Files: thirdparty/meshoptimizer/*</w:t>
+      </w:r>
+    </w:p>
+    <w:p>
+      <w:r>
+        <w:t>Comment: meshoptimizer</w:t>
+      </w:r>
+    </w:p>
+    <w:p>
+      <w:r>
+        <w:t>Copyright: 2016-2024, Arseny Kapoulkine</w:t>
+      </w:r>
     </w:p>
     <w:p>
       <w:r>
@@ -3376,36 +2286,12 @@
     <w:p/>
     <w:p>
       <w:r>
-        <w:t xml:space="preserve">Files: </w:t>
-      </w:r>
-      <w:proofErr w:type="spellStart"/>
-      <w:r>
-        <w:t>thirdparty</w:t>
-      </w:r>
-      <w:proofErr w:type="spellEnd"/>
-      <w:r>
-        <w:t>/</w:t>
-      </w:r>
-      <w:proofErr w:type="spellStart"/>
-      <w:r>
-        <w:t>mingw</w:t>
-      </w:r>
-      <w:proofErr w:type="spellEnd"/>
-      <w:r>
-        <w:t>-std-threads/*</w:t>
-      </w:r>
-    </w:p>
-    <w:p>
-      <w:r>
-        <w:t xml:space="preserve">Comment: </w:t>
-      </w:r>
-      <w:proofErr w:type="spellStart"/>
-      <w:r>
-        <w:t>mingw</w:t>
-      </w:r>
-      <w:proofErr w:type="spellEnd"/>
-      <w:r>
-        <w:t>-std-threads</w:t>
+        <w:t>Files: thirdparty/mingw-std-threads/*</w:t>
+      </w:r>
+    </w:p>
+    <w:p>
+      <w:r>
+        <w:t>Comment: mingw-std-threads</w:t>
       </w:r>
     </w:p>
     <w:p>
@@ -3421,15 +2307,7 @@
     <w:p/>
     <w:p>
       <w:r>
-        <w:t xml:space="preserve">Files: </w:t>
-      </w:r>
-      <w:proofErr w:type="spellStart"/>
-      <w:r>
-        <w:t>thirdparty</w:t>
-      </w:r>
-      <w:proofErr w:type="spellEnd"/>
-      <w:r>
-        <w:t>/minimp3/*</w:t>
+        <w:t>Files: thirdparty/minimp3/*</w:t>
       </w:r>
     </w:p>
     <w:p>
@@ -3439,13 +2317,8 @@
     </w:p>
     <w:p>
       <w:r>
-        <w:t xml:space="preserve">Copyright: </w:t>
-      </w:r>
-      <w:proofErr w:type="spellStart"/>
-      <w:r>
-        <w:t>lieff</w:t>
-      </w:r>
-      <w:proofErr w:type="spellEnd"/>
+        <w:t>Copyright: lieff</w:t>
+      </w:r>
     </w:p>
     <w:p>
       <w:r>
@@ -3455,36 +2328,12 @@
     <w:p/>
     <w:p>
       <w:r>
-        <w:t xml:space="preserve">Files: </w:t>
-      </w:r>
-      <w:proofErr w:type="spellStart"/>
-      <w:r>
-        <w:t>thirdparty</w:t>
-      </w:r>
-      <w:proofErr w:type="spellEnd"/>
-      <w:r>
-        <w:t>/</w:t>
-      </w:r>
-      <w:proofErr w:type="spellStart"/>
-      <w:r>
-        <w:t>miniupnpc</w:t>
-      </w:r>
-      <w:proofErr w:type="spellEnd"/>
-      <w:r>
-        <w:t>/*</w:t>
-      </w:r>
-    </w:p>
-    <w:p>
-      <w:r>
-        <w:t xml:space="preserve">Comment: </w:t>
-      </w:r>
-      <w:proofErr w:type="spellStart"/>
-      <w:r>
-        <w:t>MiniUPnP</w:t>
-      </w:r>
-      <w:proofErr w:type="spellEnd"/>
-      <w:r>
-        <w:t xml:space="preserve"> Project</w:t>
+        <w:t>Files: thirdparty/miniupnpc/*</w:t>
+      </w:r>
+    </w:p>
+    <w:p>
+      <w:r>
+        <w:t>Comment: MiniUPnP Project</w:t>
       </w:r>
     </w:p>
     <w:p>
@@ -3500,34 +2349,13 @@
     <w:p/>
     <w:p>
       <w:r>
-        <w:t xml:space="preserve">Files: </w:t>
-      </w:r>
-      <w:proofErr w:type="spellStart"/>
-      <w:r>
-        <w:t>thirdparty</w:t>
-      </w:r>
-      <w:proofErr w:type="spellEnd"/>
-      <w:r>
-        <w:t>/</w:t>
-      </w:r>
-      <w:proofErr w:type="spellStart"/>
-      <w:r>
-        <w:t>minizip</w:t>
-      </w:r>
-      <w:proofErr w:type="spellEnd"/>
-      <w:r>
-        <w:t>/*</w:t>
-      </w:r>
-    </w:p>
-    <w:p>
-      <w:r>
-        <w:t xml:space="preserve">Comment: </w:t>
-      </w:r>
-      <w:proofErr w:type="spellStart"/>
-      <w:r>
-        <w:t>MiniZip</w:t>
-      </w:r>
-      <w:proofErr w:type="spellEnd"/>
+        <w:t>Files: thirdparty/minizip/*</w:t>
+      </w:r>
+    </w:p>
+    <w:p>
+      <w:r>
+        <w:t>Comment: MiniZip</w:t>
+      </w:r>
     </w:p>
     <w:p>
       <w:r>
@@ -3547,60 +2375,24 @@
     </w:p>
     <w:p>
       <w:r>
-        <w:t xml:space="preserve">License: </w:t>
-      </w:r>
-      <w:proofErr w:type="spellStart"/>
-      <w:r>
-        <w:t>Zlib</w:t>
-      </w:r>
-      <w:proofErr w:type="spellEnd"/>
-    </w:p>
-    <w:p/>
-    <w:p>
-      <w:r>
-        <w:t xml:space="preserve">Files: </w:t>
-      </w:r>
-      <w:proofErr w:type="spellStart"/>
-      <w:r>
-        <w:t>thirdparty</w:t>
-      </w:r>
-      <w:proofErr w:type="spellEnd"/>
-      <w:r>
-        <w:t>/</w:t>
-      </w:r>
-      <w:proofErr w:type="spellStart"/>
-      <w:r>
-        <w:t>misc</w:t>
-      </w:r>
-      <w:proofErr w:type="spellEnd"/>
-      <w:r>
-        <w:t>/</w:t>
-      </w:r>
-      <w:proofErr w:type="spellStart"/>
-      <w:r>
-        <w:t>bcdec.h</w:t>
-      </w:r>
-      <w:proofErr w:type="spellEnd"/>
-    </w:p>
-    <w:p>
-      <w:r>
-        <w:t xml:space="preserve">Comment: </w:t>
-      </w:r>
-      <w:proofErr w:type="spellStart"/>
-      <w:r>
-        <w:t>bcdec</w:t>
-      </w:r>
-      <w:proofErr w:type="spellEnd"/>
-    </w:p>
-    <w:p>
-      <w:r>
-        <w:t xml:space="preserve">Copyright: 2022, Sergii </w:t>
-      </w:r>
-      <w:proofErr w:type="spellStart"/>
-      <w:r>
-        <w:t>Kudlai</w:t>
-      </w:r>
-      <w:proofErr w:type="spellEnd"/>
+        <w:t>License: Zlib</w:t>
+      </w:r>
+    </w:p>
+    <w:p/>
+    <w:p>
+      <w:r>
+        <w:t>Files: thirdparty/misc/bcdec.h</w:t>
+      </w:r>
+    </w:p>
+    <w:p>
+      <w:r>
+        <w:t>Comment: bcdec</w:t>
+      </w:r>
+    </w:p>
+    <w:p>
+      <w:r>
+        <w:t>Copyright: 2022, Sergii Kudlai</w:t>
+      </w:r>
     </w:p>
     <w:p>
       <w:r>
@@ -3610,29 +2402,8 @@
     <w:p/>
     <w:p>
       <w:r>
-        <w:t xml:space="preserve">Files: </w:t>
-      </w:r>
-      <w:proofErr w:type="spellStart"/>
-      <w:r>
-        <w:t>thirdparty</w:t>
-      </w:r>
-      <w:proofErr w:type="spellEnd"/>
-      <w:r>
-        <w:t>/</w:t>
-      </w:r>
-      <w:proofErr w:type="spellStart"/>
-      <w:r>
-        <w:t>misc</w:t>
-      </w:r>
-      <w:proofErr w:type="spellEnd"/>
-      <w:r>
-        <w:t>/</w:t>
-      </w:r>
-      <w:proofErr w:type="spellStart"/>
-      <w:r>
-        <w:t>cubemap_coeffs.h</w:t>
-      </w:r>
-      <w:proofErr w:type="spellEnd"/>
+        <w:t>Files: thirdparty/misc/cubemap_coeffs.h</w:t>
+      </w:r>
     </w:p>
     <w:p>
       <w:r>
@@ -3652,65 +2423,18 @@
     <w:p/>
     <w:p>
       <w:r>
-        <w:t xml:space="preserve">Files: </w:t>
-      </w:r>
-      <w:proofErr w:type="spellStart"/>
-      <w:r>
-        <w:t>thirdparty</w:t>
-      </w:r>
-      <w:proofErr w:type="spellEnd"/>
-      <w:r>
-        <w:t>/</w:t>
-      </w:r>
-      <w:proofErr w:type="spellStart"/>
-      <w:r>
-        <w:t>misc</w:t>
-      </w:r>
-      <w:proofErr w:type="spellEnd"/>
-      <w:r>
-        <w:t>/</w:t>
-      </w:r>
-      <w:proofErr w:type="spellStart"/>
-      <w:r>
-        <w:t>fastlz.c</w:t>
-      </w:r>
-      <w:proofErr w:type="spellEnd"/>
-    </w:p>
-    <w:p>
-      <w:r>
-        <w:t xml:space="preserve"> </w:t>
-      </w:r>
-      <w:proofErr w:type="spellStart"/>
-      <w:r>
-        <w:t>thirdparty</w:t>
-      </w:r>
-      <w:proofErr w:type="spellEnd"/>
-      <w:r>
-        <w:t>/</w:t>
-      </w:r>
-      <w:proofErr w:type="spellStart"/>
-      <w:r>
-        <w:t>misc</w:t>
-      </w:r>
-      <w:proofErr w:type="spellEnd"/>
-      <w:r>
-        <w:t>/</w:t>
-      </w:r>
-      <w:proofErr w:type="spellStart"/>
-      <w:r>
-        <w:t>fastlz.h</w:t>
-      </w:r>
-      <w:proofErr w:type="spellEnd"/>
-    </w:p>
-    <w:p>
-      <w:r>
-        <w:t xml:space="preserve">Comment: </w:t>
-      </w:r>
-      <w:proofErr w:type="spellStart"/>
-      <w:r>
-        <w:t>FastLZ</w:t>
-      </w:r>
-      <w:proofErr w:type="spellEnd"/>
+        <w:t>Files: thirdparty/misc/fastlz.c</w:t>
+      </w:r>
+    </w:p>
+    <w:p>
+      <w:r>
+        <w:t xml:space="preserve"> thirdparty/misc/fastlz.h</w:t>
+      </w:r>
+    </w:p>
+    <w:p>
+      <w:r>
+        <w:t>Comment: FastLZ</w:t>
+      </w:r>
     </w:p>
     <w:p>
       <w:r>
@@ -3725,41 +2449,12 @@
     <w:p/>
     <w:p>
       <w:r>
-        <w:t xml:space="preserve">Files: </w:t>
-      </w:r>
-      <w:proofErr w:type="spellStart"/>
-      <w:r>
-        <w:t>thirdparty</w:t>
-      </w:r>
-      <w:proofErr w:type="spellEnd"/>
-      <w:r>
-        <w:t>/</w:t>
-      </w:r>
-      <w:proofErr w:type="spellStart"/>
-      <w:r>
-        <w:t>misc</w:t>
-      </w:r>
-      <w:proofErr w:type="spellEnd"/>
-      <w:r>
-        <w:t>/</w:t>
-      </w:r>
-      <w:proofErr w:type="spellStart"/>
-      <w:r>
-        <w:t>FastNoiseLite.h</w:t>
-      </w:r>
-      <w:proofErr w:type="spellEnd"/>
-    </w:p>
-    <w:p>
-      <w:r>
-        <w:t xml:space="preserve">Comment: </w:t>
-      </w:r>
-      <w:proofErr w:type="spellStart"/>
-      <w:r>
-        <w:t>FastNoise</w:t>
-      </w:r>
-      <w:proofErr w:type="spellEnd"/>
-      <w:r>
-        <w:t xml:space="preserve"> Lite</w:t>
+        <w:t>Files: thirdparty/misc/FastNoiseLite.h</w:t>
+      </w:r>
+    </w:p>
+    <w:p>
+      <w:r>
+        <w:t>Comment: FastNoise Lite</w:t>
       </w:r>
     </w:p>
     <w:p>
@@ -3780,39 +2475,13 @@
     </w:p>
     <w:p>
       <w:r>
-        <w:t xml:space="preserve"> </w:t>
-      </w:r>
-      <w:proofErr w:type="spellStart"/>
-      <w:r>
-        <w:t>thirdparty</w:t>
-      </w:r>
-      <w:proofErr w:type="spellEnd"/>
-      <w:r>
-        <w:t>/</w:t>
-      </w:r>
-      <w:proofErr w:type="spellStart"/>
-      <w:r>
-        <w:t>misc</w:t>
-      </w:r>
-      <w:proofErr w:type="spellEnd"/>
-      <w:r>
-        <w:t>/</w:t>
-      </w:r>
-      <w:proofErr w:type="spellStart"/>
-      <w:r>
-        <w:t>ifaddrs-android.h</w:t>
-      </w:r>
-      <w:proofErr w:type="spellEnd"/>
-    </w:p>
-    <w:p>
-      <w:r>
-        <w:t xml:space="preserve">Comment: </w:t>
-      </w:r>
-      <w:proofErr w:type="spellStart"/>
-      <w:r>
-        <w:t>libjingle</w:t>
-      </w:r>
-      <w:proofErr w:type="spellEnd"/>
+        <w:t xml:space="preserve"> thirdparty/misc/ifaddrs-android.h</w:t>
+      </w:r>
+    </w:p>
+    <w:p>
+      <w:r>
+        <w:t>Comment: libjingle</w:t>
+      </w:r>
     </w:p>
     <w:p>
       <w:r>
@@ -3827,55 +2496,13 @@
     <w:p/>
     <w:p>
       <w:r>
-        <w:t xml:space="preserve">Files: </w:t>
-      </w:r>
-      <w:proofErr w:type="spellStart"/>
-      <w:r>
-        <w:t>thirdparty</w:t>
-      </w:r>
-      <w:proofErr w:type="spellEnd"/>
-      <w:r>
-        <w:t>/</w:t>
-      </w:r>
-      <w:proofErr w:type="spellStart"/>
-      <w:r>
-        <w:t>misc</w:t>
-      </w:r>
-      <w:proofErr w:type="spellEnd"/>
-      <w:r>
-        <w:t>/</w:t>
-      </w:r>
-      <w:proofErr w:type="spellStart"/>
-      <w:r>
-        <w:t>mikktspace.c</w:t>
-      </w:r>
-      <w:proofErr w:type="spellEnd"/>
-    </w:p>
-    <w:p>
-      <w:r>
-        <w:t xml:space="preserve"> </w:t>
-      </w:r>
-      <w:proofErr w:type="spellStart"/>
-      <w:r>
-        <w:t>thirdparty</w:t>
-      </w:r>
-      <w:proofErr w:type="spellEnd"/>
-      <w:r>
-        <w:t>/</w:t>
-      </w:r>
-      <w:proofErr w:type="spellStart"/>
-      <w:r>
-        <w:t>misc</w:t>
-      </w:r>
-      <w:proofErr w:type="spellEnd"/>
-      <w:r>
-        <w:t>/</w:t>
-      </w:r>
-      <w:proofErr w:type="spellStart"/>
-      <w:r>
-        <w:t>mikktspace.h</w:t>
-      </w:r>
-      <w:proofErr w:type="spellEnd"/>
+        <w:t>Files: thirdparty/misc/mikktspace.c</w:t>
+      </w:r>
+    </w:p>
+    <w:p>
+      <w:r>
+        <w:t xml:space="preserve"> thirdparty/misc/mikktspace.h</w:t>
+      </w:r>
     </w:p>
     <w:p>
       <w:r>
@@ -3889,41 +2516,15 @@
     </w:p>
     <w:p>
       <w:r>
-        <w:t xml:space="preserve">License: </w:t>
-      </w:r>
-      <w:proofErr w:type="spellStart"/>
-      <w:r>
-        <w:t>Zlib</w:t>
-      </w:r>
-      <w:proofErr w:type="spellEnd"/>
+        <w:t>License: Zlib</w:t>
+      </w:r>
     </w:p>
     <w:p/>
     <w:p>
       <w:r>
         <w:lastRenderedPageBreak/>
-        <w:t xml:space="preserve">Files: </w:t>
-      </w:r>
-      <w:proofErr w:type="spellStart"/>
-      <w:r>
-        <w:t>thirdparty</w:t>
-      </w:r>
-      <w:proofErr w:type="spellEnd"/>
-      <w:r>
-        <w:t>/</w:t>
-      </w:r>
-      <w:proofErr w:type="spellStart"/>
-      <w:r>
-        <w:t>misc</w:t>
-      </w:r>
-      <w:proofErr w:type="spellEnd"/>
-      <w:r>
-        <w:t>/</w:t>
-      </w:r>
-      <w:proofErr w:type="spellStart"/>
-      <w:r>
-        <w:t>nvapi_minimal.h</w:t>
-      </w:r>
-      <w:proofErr w:type="spellEnd"/>
+        <w:t>Files: thirdparty/misc/nvapi_minimal.h</w:t>
+      </w:r>
     </w:p>
     <w:p>
       <w:r>
@@ -3943,55 +2544,13 @@
     <w:p/>
     <w:p>
       <w:r>
-        <w:t xml:space="preserve">Files: </w:t>
-      </w:r>
-      <w:proofErr w:type="spellStart"/>
-      <w:r>
-        <w:t>thirdparty</w:t>
-      </w:r>
-      <w:proofErr w:type="spellEnd"/>
-      <w:r>
-        <w:t>/</w:t>
-      </w:r>
-      <w:proofErr w:type="spellStart"/>
-      <w:r>
-        <w:t>misc</w:t>
-      </w:r>
-      <w:proofErr w:type="spellEnd"/>
-      <w:r>
-        <w:t>/</w:t>
-      </w:r>
-      <w:proofErr w:type="spellStart"/>
-      <w:r>
-        <w:t>ok_color.h</w:t>
-      </w:r>
-      <w:proofErr w:type="spellEnd"/>
-    </w:p>
-    <w:p>
-      <w:r>
-        <w:t xml:space="preserve"> </w:t>
-      </w:r>
-      <w:proofErr w:type="spellStart"/>
-      <w:r>
-        <w:t>thirdparty</w:t>
-      </w:r>
-      <w:proofErr w:type="spellEnd"/>
-      <w:r>
-        <w:t>/</w:t>
-      </w:r>
-      <w:proofErr w:type="spellStart"/>
-      <w:r>
-        <w:t>misc</w:t>
-      </w:r>
-      <w:proofErr w:type="spellEnd"/>
-      <w:r>
-        <w:t>/</w:t>
-      </w:r>
-      <w:proofErr w:type="spellStart"/>
-      <w:r>
-        <w:t>ok_color_shader.h</w:t>
-      </w:r>
-      <w:proofErr w:type="spellEnd"/>
+        <w:t>Files: thirdparty/misc/ok_color.h</w:t>
+      </w:r>
+    </w:p>
+    <w:p>
+      <w:r>
+        <w:t xml:space="preserve"> thirdparty/misc/ok_color_shader.h</w:t>
+      </w:r>
     </w:p>
     <w:p>
       <w:r>
@@ -4011,50 +2570,13 @@
     <w:p/>
     <w:p>
       <w:r>
-        <w:t xml:space="preserve">Files: </w:t>
-      </w:r>
-      <w:proofErr w:type="spellStart"/>
-      <w:r>
-        <w:t>thirdparty</w:t>
-      </w:r>
-      <w:proofErr w:type="spellEnd"/>
-      <w:r>
-        <w:t>/</w:t>
-      </w:r>
-      <w:proofErr w:type="spellStart"/>
-      <w:r>
-        <w:t>misc</w:t>
-      </w:r>
-      <w:proofErr w:type="spellEnd"/>
-      <w:r>
-        <w:t>/pcg.cpp</w:t>
-      </w:r>
-    </w:p>
-    <w:p>
-      <w:r>
-        <w:t xml:space="preserve"> </w:t>
-      </w:r>
-      <w:proofErr w:type="spellStart"/>
-      <w:r>
-        <w:t>thirdparty</w:t>
-      </w:r>
-      <w:proofErr w:type="spellEnd"/>
-      <w:r>
-        <w:t>/</w:t>
-      </w:r>
-      <w:proofErr w:type="spellStart"/>
-      <w:r>
-        <w:t>misc</w:t>
-      </w:r>
-      <w:proofErr w:type="spellEnd"/>
-      <w:r>
-        <w:t>/</w:t>
-      </w:r>
-      <w:proofErr w:type="spellStart"/>
-      <w:r>
-        <w:t>pcg.h</w:t>
-      </w:r>
-      <w:proofErr w:type="spellEnd"/>
+        <w:t>Files: thirdparty/misc/pcg.cpp</w:t>
+      </w:r>
+    </w:p>
+    <w:p>
+      <w:r>
+        <w:t xml:space="preserve"> thirdparty/misc/pcg.h</w:t>
+      </w:r>
     </w:p>
     <w:p>
       <w:r>
@@ -4074,75 +2596,22 @@
     <w:p/>
     <w:p>
       <w:r>
-        <w:t xml:space="preserve">Files: </w:t>
-      </w:r>
-      <w:proofErr w:type="spellStart"/>
-      <w:r>
-        <w:t>thirdparty</w:t>
-      </w:r>
-      <w:proofErr w:type="spellEnd"/>
-      <w:r>
-        <w:t>/</w:t>
-      </w:r>
-      <w:proofErr w:type="spellStart"/>
-      <w:r>
-        <w:t>misc</w:t>
-      </w:r>
-      <w:proofErr w:type="spellEnd"/>
-      <w:r>
-        <w:t>/polypartition.cpp</w:t>
-      </w:r>
-    </w:p>
-    <w:p>
-      <w:r>
-        <w:t xml:space="preserve"> </w:t>
-      </w:r>
-      <w:proofErr w:type="spellStart"/>
-      <w:r>
-        <w:t>thirdparty</w:t>
-      </w:r>
-      <w:proofErr w:type="spellEnd"/>
-      <w:r>
-        <w:t>/</w:t>
-      </w:r>
-      <w:proofErr w:type="spellStart"/>
-      <w:r>
-        <w:t>misc</w:t>
-      </w:r>
-      <w:proofErr w:type="spellEnd"/>
-      <w:r>
-        <w:t>/</w:t>
-      </w:r>
-      <w:proofErr w:type="spellStart"/>
-      <w:r>
-        <w:t>polypartition.h</w:t>
-      </w:r>
-      <w:proofErr w:type="spellEnd"/>
-    </w:p>
-    <w:p>
-      <w:r>
-        <w:t xml:space="preserve">Comment: </w:t>
-      </w:r>
-      <w:proofErr w:type="spellStart"/>
-      <w:r>
-        <w:t>PolyPartition</w:t>
-      </w:r>
-      <w:proofErr w:type="spellEnd"/>
-      <w:r>
-        <w:t xml:space="preserve"> / Triangulator</w:t>
-      </w:r>
-    </w:p>
-    <w:p>
-      <w:r>
-        <w:t xml:space="preserve">Copyright: 2011-2021, Ivan </w:t>
-      </w:r>
-      <w:proofErr w:type="spellStart"/>
-      <w:r>
-        <w:t>Fratric</w:t>
-      </w:r>
-      <w:proofErr w:type="spellEnd"/>
-      <w:r>
-        <w:t xml:space="preserve"> and contributors</w:t>
+        <w:t>Files: thirdparty/misc/polypartition.cpp</w:t>
+      </w:r>
+    </w:p>
+    <w:p>
+      <w:r>
+        <w:t xml:space="preserve"> thirdparty/misc/polypartition.h</w:t>
+      </w:r>
+    </w:p>
+    <w:p>
+      <w:r>
+        <w:t>Comment: PolyPartition / Triangulator</w:t>
+      </w:r>
+    </w:p>
+    <w:p>
+      <w:r>
+        <w:t>Copyright: 2011-2021, Ivan Fratric and contributors</w:t>
       </w:r>
     </w:p>
     <w:p>
@@ -4153,29 +2622,8 @@
     <w:p/>
     <w:p>
       <w:r>
-        <w:t xml:space="preserve">Files: </w:t>
-      </w:r>
-      <w:proofErr w:type="spellStart"/>
-      <w:r>
-        <w:t>thirdparty</w:t>
-      </w:r>
-      <w:proofErr w:type="spellEnd"/>
-      <w:r>
-        <w:t>/</w:t>
-      </w:r>
-      <w:proofErr w:type="spellStart"/>
-      <w:r>
-        <w:t>misc</w:t>
-      </w:r>
-      <w:proofErr w:type="spellEnd"/>
-      <w:r>
-        <w:t>/</w:t>
-      </w:r>
-      <w:proofErr w:type="spellStart"/>
-      <w:r>
-        <w:t>qoa.h</w:t>
-      </w:r>
-      <w:proofErr w:type="spellEnd"/>
+        <w:t>Files: thirdparty/misc/qoa.h</w:t>
+      </w:r>
     </w:p>
     <w:p>
       <w:r>
@@ -4195,44 +2643,12 @@
     <w:p/>
     <w:p>
       <w:r>
-        <w:t xml:space="preserve">Files: </w:t>
-      </w:r>
-      <w:proofErr w:type="spellStart"/>
-      <w:r>
-        <w:t>thirdparty</w:t>
-      </w:r>
-      <w:proofErr w:type="spellEnd"/>
-      <w:r>
-        <w:t>/</w:t>
-      </w:r>
-      <w:proofErr w:type="spellStart"/>
-      <w:r>
-        <w:t>misc</w:t>
-      </w:r>
-      <w:proofErr w:type="spellEnd"/>
-      <w:r>
-        <w:t>/r128.c</w:t>
-      </w:r>
-    </w:p>
-    <w:p>
-      <w:r>
-        <w:t xml:space="preserve"> </w:t>
-      </w:r>
-      <w:proofErr w:type="spellStart"/>
-      <w:r>
-        <w:t>thirdparty</w:t>
-      </w:r>
-      <w:proofErr w:type="spellEnd"/>
-      <w:r>
-        <w:t>/</w:t>
-      </w:r>
-      <w:proofErr w:type="spellStart"/>
-      <w:r>
-        <w:t>misc</w:t>
-      </w:r>
-      <w:proofErr w:type="spellEnd"/>
-      <w:r>
-        <w:t>/r128.h</w:t>
+        <w:t>Files: thirdparty/misc/r128.c</w:t>
+      </w:r>
+    </w:p>
+    <w:p>
+      <w:r>
+        <w:t xml:space="preserve"> thirdparty/misc/r128.h</w:t>
       </w:r>
     </w:p>
     <w:p>
@@ -4247,66 +2663,19 @@
     </w:p>
     <w:p>
       <w:r>
-        <w:t xml:space="preserve">License: public-domain or </w:t>
-      </w:r>
-      <w:proofErr w:type="spellStart"/>
-      <w:r>
-        <w:t>Unlicense</w:t>
-      </w:r>
-      <w:proofErr w:type="spellEnd"/>
-    </w:p>
-    <w:p/>
-    <w:p>
-      <w:r>
-        <w:t xml:space="preserve">Files: </w:t>
-      </w:r>
-      <w:proofErr w:type="spellStart"/>
-      <w:r>
-        <w:t>thirdparty</w:t>
-      </w:r>
-      <w:proofErr w:type="spellEnd"/>
-      <w:r>
-        <w:t>/</w:t>
-      </w:r>
-      <w:proofErr w:type="spellStart"/>
-      <w:r>
-        <w:t>misc</w:t>
-      </w:r>
-      <w:proofErr w:type="spellEnd"/>
-      <w:r>
-        <w:t>/</w:t>
-      </w:r>
-      <w:proofErr w:type="spellStart"/>
-      <w:r>
-        <w:t>smaz.c</w:t>
-      </w:r>
-      <w:proofErr w:type="spellEnd"/>
-    </w:p>
-    <w:p>
-      <w:r>
-        <w:t xml:space="preserve"> </w:t>
-      </w:r>
-      <w:proofErr w:type="spellStart"/>
-      <w:r>
-        <w:t>thirdparty</w:t>
-      </w:r>
-      <w:proofErr w:type="spellEnd"/>
-      <w:r>
-        <w:t>/</w:t>
-      </w:r>
-      <w:proofErr w:type="spellStart"/>
-      <w:r>
-        <w:t>misc</w:t>
-      </w:r>
-      <w:proofErr w:type="spellEnd"/>
-      <w:r>
-        <w:t>/</w:t>
-      </w:r>
-      <w:proofErr w:type="spellStart"/>
-      <w:r>
-        <w:t>smaz.h</w:t>
-      </w:r>
-      <w:proofErr w:type="spellEnd"/>
+        <w:t>License: public-domain or Unlicense</w:t>
+      </w:r>
+    </w:p>
+    <w:p/>
+    <w:p>
+      <w:r>
+        <w:t>Files: thirdparty/misc/smaz.c</w:t>
+      </w:r>
+    </w:p>
+    <w:p>
+      <w:r>
+        <w:t xml:space="preserve"> thirdparty/misc/smaz.h</w:t>
+      </w:r>
     </w:p>
     <w:p>
       <w:r>
@@ -4327,50 +2696,13 @@
     <w:p/>
     <w:p>
       <w:r>
-        <w:t xml:space="preserve">Files: </w:t>
-      </w:r>
-      <w:proofErr w:type="spellStart"/>
-      <w:r>
-        <w:t>thirdparty</w:t>
-      </w:r>
-      <w:proofErr w:type="spellEnd"/>
-      <w:r>
-        <w:t>/</w:t>
-      </w:r>
-      <w:proofErr w:type="spellStart"/>
-      <w:r>
-        <w:t>misc</w:t>
-      </w:r>
-      <w:proofErr w:type="spellEnd"/>
-      <w:r>
-        <w:t>/smolv.cpp</w:t>
-      </w:r>
-    </w:p>
-    <w:p>
-      <w:r>
-        <w:t xml:space="preserve"> </w:t>
-      </w:r>
-      <w:proofErr w:type="spellStart"/>
-      <w:r>
-        <w:t>thirdparty</w:t>
-      </w:r>
-      <w:proofErr w:type="spellEnd"/>
-      <w:r>
-        <w:t>/</w:t>
-      </w:r>
-      <w:proofErr w:type="spellStart"/>
-      <w:r>
-        <w:t>misc</w:t>
-      </w:r>
-      <w:proofErr w:type="spellEnd"/>
-      <w:r>
-        <w:t>/</w:t>
-      </w:r>
-      <w:proofErr w:type="spellStart"/>
-      <w:r>
-        <w:t>smolv.h</w:t>
-      </w:r>
-      <w:proofErr w:type="spellEnd"/>
+        <w:t>Files: thirdparty/misc/smolv.cpp</w:t>
+      </w:r>
+    </w:p>
+    <w:p>
+      <w:r>
+        <w:t xml:space="preserve"> thirdparty/misc/smolv.h</w:t>
+      </w:r>
     </w:p>
     <w:p>
       <w:r>
@@ -4379,65 +2711,23 @@
     </w:p>
     <w:p>
       <w:r>
-        <w:t xml:space="preserve">Copyright: 2016-2024, Aras </w:t>
-      </w:r>
-      <w:proofErr w:type="spellStart"/>
-      <w:r>
-        <w:t>Pranckevicius</w:t>
-      </w:r>
-      <w:proofErr w:type="spellEnd"/>
-    </w:p>
-    <w:p>
-      <w:r>
-        <w:t xml:space="preserve">License: public-domain or </w:t>
-      </w:r>
-      <w:proofErr w:type="spellStart"/>
-      <w:r>
-        <w:t>Unlicense</w:t>
-      </w:r>
-      <w:proofErr w:type="spellEnd"/>
-      <w:r>
-        <w:t xml:space="preserve"> or Expat</w:t>
-      </w:r>
-    </w:p>
-    <w:p/>
-    <w:p>
-      <w:r>
-        <w:t xml:space="preserve">Files: </w:t>
-      </w:r>
-      <w:proofErr w:type="spellStart"/>
-      <w:r>
-        <w:t>thirdparty</w:t>
-      </w:r>
-      <w:proofErr w:type="spellEnd"/>
-      <w:r>
-        <w:t>/</w:t>
-      </w:r>
-      <w:proofErr w:type="spellStart"/>
-      <w:r>
-        <w:t>misc</w:t>
-      </w:r>
-      <w:proofErr w:type="spellEnd"/>
-      <w:r>
-        <w:t>/</w:t>
-      </w:r>
-      <w:proofErr w:type="spellStart"/>
-      <w:r>
-        <w:t>stb_rect_pack.h</w:t>
-      </w:r>
-      <w:proofErr w:type="spellEnd"/>
-    </w:p>
-    <w:p>
-      <w:r>
-        <w:t xml:space="preserve">Comment: </w:t>
-      </w:r>
-      <w:proofErr w:type="spellStart"/>
-      <w:r>
-        <w:t>stb</w:t>
-      </w:r>
-      <w:proofErr w:type="spellEnd"/>
-      <w:r>
-        <w:t xml:space="preserve"> libraries</w:t>
+        <w:t>Copyright: 2016-2024, Aras Pranckevicius</w:t>
+      </w:r>
+    </w:p>
+    <w:p>
+      <w:r>
+        <w:t>License: public-domain or Unlicense or Expat</w:t>
+      </w:r>
+    </w:p>
+    <w:p/>
+    <w:p>
+      <w:r>
+        <w:t>Files: thirdparty/misc/stb_rect_pack.h</w:t>
+      </w:r>
+    </w:p>
+    <w:p>
+      <w:r>
+        <w:t>Comment: stb libraries</w:t>
       </w:r>
     </w:p>
     <w:p>
@@ -4447,37 +2737,13 @@
     </w:p>
     <w:p>
       <w:r>
-        <w:t xml:space="preserve">License: public-domain or </w:t>
-      </w:r>
-      <w:proofErr w:type="spellStart"/>
-      <w:r>
-        <w:t>Unlicense</w:t>
-      </w:r>
-      <w:proofErr w:type="spellEnd"/>
-      <w:r>
-        <w:t xml:space="preserve"> or Expat</w:t>
-      </w:r>
-    </w:p>
-    <w:p/>
-    <w:p>
-      <w:r>
-        <w:t xml:space="preserve">Files: </w:t>
-      </w:r>
-      <w:proofErr w:type="spellStart"/>
-      <w:r>
-        <w:t>thirdparty</w:t>
-      </w:r>
-      <w:proofErr w:type="spellEnd"/>
-      <w:r>
-        <w:t>/</w:t>
-      </w:r>
-      <w:proofErr w:type="spellStart"/>
-      <w:r>
-        <w:t>misc</w:t>
-      </w:r>
-      <w:proofErr w:type="spellEnd"/>
-      <w:r>
-        <w:t>/yuv2rgb.h</w:t>
+        <w:t>License: public-domain or Unlicense or Expat</w:t>
+      </w:r>
+    </w:p>
+    <w:p/>
+    <w:p>
+      <w:r>
+        <w:t>Files: thirdparty/misc/yuv2rgb.h</w:t>
       </w:r>
     </w:p>
     <w:p>
@@ -4498,23 +2764,7 @@
     <w:p/>
     <w:p>
       <w:r>
-        <w:t xml:space="preserve">Files: </w:t>
-      </w:r>
-      <w:proofErr w:type="spellStart"/>
-      <w:r>
-        <w:t>thirdparty</w:t>
-      </w:r>
-      <w:proofErr w:type="spellEnd"/>
-      <w:r>
-        <w:t>/</w:t>
-      </w:r>
-      <w:proofErr w:type="spellStart"/>
-      <w:r>
-        <w:t>msdfgen</w:t>
-      </w:r>
-      <w:proofErr w:type="spellEnd"/>
-      <w:r>
-        <w:t>/*</w:t>
+        <w:t>Files: thirdparty/msdfgen/*</w:t>
       </w:r>
     </w:p>
     <w:p>
@@ -4535,36 +2785,12 @@
     <w:p/>
     <w:p>
       <w:r>
-        <w:t xml:space="preserve">Files: </w:t>
-      </w:r>
-      <w:proofErr w:type="spellStart"/>
-      <w:r>
-        <w:t>thirdparty</w:t>
-      </w:r>
-      <w:proofErr w:type="spellEnd"/>
-      <w:r>
-        <w:t>/</w:t>
-      </w:r>
-      <w:proofErr w:type="spellStart"/>
-      <w:r>
-        <w:t>openxr</w:t>
-      </w:r>
-      <w:proofErr w:type="spellEnd"/>
-      <w:r>
-        <w:t>/*</w:t>
-      </w:r>
-    </w:p>
-    <w:p>
-      <w:r>
-        <w:t xml:space="preserve">Comment: </w:t>
-      </w:r>
-      <w:proofErr w:type="spellStart"/>
-      <w:r>
-        <w:t>OpenXR</w:t>
-      </w:r>
-      <w:proofErr w:type="spellEnd"/>
-      <w:r>
-        <w:t xml:space="preserve"> Loader</w:t>
+        <w:t>Files: thirdparty/openxr/*</w:t>
+      </w:r>
+    </w:p>
+    <w:p>
+      <w:r>
+        <w:t>Comment: OpenXR Loader</w:t>
       </w:r>
     </w:p>
     <w:p>
@@ -4580,15 +2806,7 @@
     <w:p/>
     <w:p>
       <w:r>
-        <w:t xml:space="preserve">Files: </w:t>
-      </w:r>
-      <w:proofErr w:type="spellStart"/>
-      <w:r>
-        <w:t>thirdparty</w:t>
-      </w:r>
-      <w:proofErr w:type="spellEnd"/>
-      <w:r>
-        <w:t>/pcre2/*</w:t>
+        <w:t>Files: thirdparty/pcre2/*</w:t>
       </w:r>
     </w:p>
     <w:p>
@@ -4614,23 +2832,7 @@
     <w:p/>
     <w:p>
       <w:r>
-        <w:t xml:space="preserve">Files: </w:t>
-      </w:r>
-      <w:proofErr w:type="spellStart"/>
-      <w:r>
-        <w:t>thirdparty</w:t>
-      </w:r>
-      <w:proofErr w:type="spellEnd"/>
-      <w:r>
-        <w:t>/</w:t>
-      </w:r>
-      <w:proofErr w:type="spellStart"/>
-      <w:r>
-        <w:t>recastnavigation</w:t>
-      </w:r>
-      <w:proofErr w:type="spellEnd"/>
-      <w:r>
-        <w:t>/*</w:t>
+        <w:t>Files: thirdparty/recastnavigation/*</w:t>
       </w:r>
     </w:p>
     <w:p>
@@ -4645,26 +2847,13 @@
     </w:p>
     <w:p>
       <w:r>
-        <w:t xml:space="preserve">License: </w:t>
-      </w:r>
-      <w:proofErr w:type="spellStart"/>
-      <w:r>
-        <w:t>Zlib</w:t>
-      </w:r>
-      <w:proofErr w:type="spellEnd"/>
-    </w:p>
-    <w:p/>
-    <w:p>
-      <w:r>
-        <w:t xml:space="preserve">Files: </w:t>
-      </w:r>
-      <w:proofErr w:type="spellStart"/>
-      <w:r>
-        <w:t>thirdparty</w:t>
-      </w:r>
-      <w:proofErr w:type="spellEnd"/>
-      <w:r>
-        <w:t>/rvo2/*</w:t>
+        <w:t>License: Zlib</w:t>
+      </w:r>
+    </w:p>
+    <w:p/>
+    <w:p>
+      <w:r>
+        <w:t>Files: thirdparty/rvo2/*</w:t>
       </w:r>
     </w:p>
     <w:p>
@@ -4685,23 +2874,7 @@
     <w:p/>
     <w:p>
       <w:r>
-        <w:t xml:space="preserve">Files: </w:t>
-      </w:r>
-      <w:proofErr w:type="spellStart"/>
-      <w:r>
-        <w:t>thirdparty</w:t>
-      </w:r>
-      <w:proofErr w:type="spellEnd"/>
-      <w:r>
-        <w:t>/</w:t>
-      </w:r>
-      <w:proofErr w:type="spellStart"/>
-      <w:r>
-        <w:t>spirv</w:t>
-      </w:r>
-      <w:proofErr w:type="spellEnd"/>
-      <w:r>
-        <w:t>-cross/*</w:t>
+        <w:t>Files: thirdparty/spirv-cross/*</w:t>
       </w:r>
     </w:p>
     <w:p>
@@ -4722,23 +2895,7 @@
     <w:p/>
     <w:p>
       <w:r>
-        <w:t xml:space="preserve">Files: </w:t>
-      </w:r>
-      <w:proofErr w:type="spellStart"/>
-      <w:r>
-        <w:t>thirdparty</w:t>
-      </w:r>
-      <w:proofErr w:type="spellEnd"/>
-      <w:r>
-        <w:t>/</w:t>
-      </w:r>
-      <w:proofErr w:type="spellStart"/>
-      <w:r>
-        <w:t>spirv</w:t>
-      </w:r>
-      <w:proofErr w:type="spellEnd"/>
-      <w:r>
-        <w:t>-reflect/*</w:t>
+        <w:t>Files: thirdparty/spirv-reflect/*</w:t>
       </w:r>
     </w:p>
     <w:p>
@@ -4759,46 +2916,17 @@
     <w:p/>
     <w:p>
       <w:r>
-        <w:t xml:space="preserve">Files: </w:t>
-      </w:r>
-      <w:proofErr w:type="spellStart"/>
-      <w:r>
-        <w:t>thirdparty</w:t>
-      </w:r>
-      <w:proofErr w:type="spellEnd"/>
-      <w:r>
-        <w:t>/</w:t>
-      </w:r>
-      <w:proofErr w:type="spellStart"/>
-      <w:r>
-        <w:t>thorvg</w:t>
-      </w:r>
-      <w:proofErr w:type="spellEnd"/>
-      <w:r>
-        <w:t>/*</w:t>
-      </w:r>
-    </w:p>
-    <w:p>
-      <w:r>
-        <w:t xml:space="preserve">Comment: </w:t>
-      </w:r>
-      <w:proofErr w:type="spellStart"/>
-      <w:r>
-        <w:t>ThorVG</w:t>
-      </w:r>
-      <w:proofErr w:type="spellEnd"/>
-    </w:p>
-    <w:p>
-      <w:r>
-        <w:t xml:space="preserve">Copyright: 2020-2024, The </w:t>
-      </w:r>
-      <w:proofErr w:type="spellStart"/>
-      <w:r>
-        <w:t>ThorVG</w:t>
-      </w:r>
-      <w:proofErr w:type="spellEnd"/>
-      <w:r>
-        <w:t xml:space="preserve"> Project</w:t>
+        <w:t>Files: thirdparty/thorvg/*</w:t>
+      </w:r>
+    </w:p>
+    <w:p>
+      <w:r>
+        <w:t>Comment: ThorVG</w:t>
+      </w:r>
+    </w:p>
+    <w:p>
+      <w:r>
+        <w:t>Copyright: 2020-2024, The ThorVG Project</w:t>
       </w:r>
     </w:p>
     <w:p>
@@ -4809,46 +2937,17 @@
     <w:p/>
     <w:p>
       <w:r>
-        <w:t xml:space="preserve">Files: </w:t>
-      </w:r>
-      <w:proofErr w:type="spellStart"/>
-      <w:r>
-        <w:t>thirdparty</w:t>
-      </w:r>
-      <w:proofErr w:type="spellEnd"/>
-      <w:r>
-        <w:t>/</w:t>
-      </w:r>
-      <w:proofErr w:type="spellStart"/>
-      <w:r>
-        <w:t>tinyexr</w:t>
-      </w:r>
-      <w:proofErr w:type="spellEnd"/>
-      <w:r>
-        <w:t>/*</w:t>
-      </w:r>
-    </w:p>
-    <w:p>
-      <w:r>
-        <w:t xml:space="preserve">Comment: </w:t>
-      </w:r>
-      <w:proofErr w:type="spellStart"/>
-      <w:r>
-        <w:t>TinyEXR</w:t>
-      </w:r>
-      <w:proofErr w:type="spellEnd"/>
-    </w:p>
-    <w:p>
-      <w:r>
-        <w:t xml:space="preserve">Copyright: 2014-2021, </w:t>
-      </w:r>
-      <w:proofErr w:type="spellStart"/>
-      <w:r>
-        <w:t>Syoyo</w:t>
-      </w:r>
-      <w:proofErr w:type="spellEnd"/>
-      <w:r>
-        <w:t xml:space="preserve"> Fujita</w:t>
+        <w:t>Files: thirdparty/tinyexr/*</w:t>
+      </w:r>
+    </w:p>
+    <w:p>
+      <w:r>
+        <w:t>Comment: TinyEXR</w:t>
+      </w:r>
+    </w:p>
+    <w:p>
+      <w:r>
+        <w:t>Copyright: 2014-2021, Syoyo Fujita</w:t>
       </w:r>
     </w:p>
     <w:p>
@@ -4864,44 +2963,18 @@
     <w:p/>
     <w:p>
       <w:r>
-        <w:t xml:space="preserve">Files: </w:t>
-      </w:r>
-      <w:proofErr w:type="spellStart"/>
-      <w:r>
-        <w:t>thirdparty</w:t>
-      </w:r>
-      <w:proofErr w:type="spellEnd"/>
-      <w:r>
-        <w:t>/</w:t>
-      </w:r>
-      <w:proofErr w:type="spellStart"/>
-      <w:r>
-        <w:t>ufbx</w:t>
-      </w:r>
-      <w:proofErr w:type="spellEnd"/>
-      <w:r>
-        <w:t>/*</w:t>
-      </w:r>
-    </w:p>
-    <w:p>
-      <w:r>
-        <w:t xml:space="preserve">Comment: </w:t>
-      </w:r>
-      <w:proofErr w:type="spellStart"/>
-      <w:r>
-        <w:t>ufbx</w:t>
-      </w:r>
-      <w:proofErr w:type="spellEnd"/>
-    </w:p>
-    <w:p>
-      <w:r>
-        <w:t xml:space="preserve">Copyright: 2020, Samuli </w:t>
-      </w:r>
-      <w:proofErr w:type="spellStart"/>
-      <w:r>
-        <w:t>Raivio</w:t>
-      </w:r>
-      <w:proofErr w:type="spellEnd"/>
+        <w:t>Files: thirdparty/ufbx/*</w:t>
+      </w:r>
+    </w:p>
+    <w:p>
+      <w:r>
+        <w:t>Comment: ufbx</w:t>
+      </w:r>
+    </w:p>
+    <w:p>
+      <w:r>
+        <w:t>Copyright: 2020, Samuli Raivio</w:t>
+      </w:r>
     </w:p>
     <w:p>
       <w:r>
@@ -4911,23 +2984,7 @@
     <w:p/>
     <w:p>
       <w:r>
-        <w:t xml:space="preserve">Files: </w:t>
-      </w:r>
-      <w:proofErr w:type="spellStart"/>
-      <w:r>
-        <w:t>thirdparty</w:t>
-      </w:r>
-      <w:proofErr w:type="spellEnd"/>
-      <w:r>
-        <w:t>/</w:t>
-      </w:r>
-      <w:proofErr w:type="spellStart"/>
-      <w:r>
-        <w:t>vhacd</w:t>
-      </w:r>
-      <w:proofErr w:type="spellEnd"/>
-      <w:r>
-        <w:t>/*</w:t>
+        <w:t>Files: thirdparty/vhacd/*</w:t>
       </w:r>
     </w:p>
     <w:p>
@@ -4954,15 +3011,7 @@
     <w:p>
       <w:r>
         <w:lastRenderedPageBreak/>
-        <w:t xml:space="preserve">Files: </w:t>
-      </w:r>
-      <w:proofErr w:type="spellStart"/>
-      <w:r>
-        <w:t>thirdparty</w:t>
-      </w:r>
-      <w:proofErr w:type="spellEnd"/>
-      <w:r>
-        <w:t>/volk/*</w:t>
+        <w:t>Files: thirdparty/volk/*</w:t>
       </w:r>
     </w:p>
     <w:p>
@@ -4972,13 +3021,8 @@
     </w:p>
     <w:p>
       <w:r>
-        <w:t xml:space="preserve">Copyright: 2018-2024, Arseny </w:t>
-      </w:r>
-      <w:proofErr w:type="spellStart"/>
-      <w:r>
-        <w:t>Kapoulkine</w:t>
-      </w:r>
-      <w:proofErr w:type="spellEnd"/>
+        <w:t>Copyright: 2018-2024, Arseny Kapoulkine</w:t>
+      </w:r>
     </w:p>
     <w:p>
       <w:r>
@@ -4988,23 +3032,7 @@
     <w:p/>
     <w:p>
       <w:r>
-        <w:t xml:space="preserve">Files: </w:t>
-      </w:r>
-      <w:proofErr w:type="spellStart"/>
-      <w:r>
-        <w:t>thirdparty</w:t>
-      </w:r>
-      <w:proofErr w:type="spellEnd"/>
-      <w:r>
-        <w:t>/</w:t>
-      </w:r>
-      <w:proofErr w:type="spellStart"/>
-      <w:r>
-        <w:t>vulkan</w:t>
-      </w:r>
-      <w:proofErr w:type="spellEnd"/>
-      <w:r>
-        <w:t>/*</w:t>
+        <w:t>Files: thirdparty/vulkan/*</w:t>
       </w:r>
     </w:p>
     <w:p>
@@ -5024,15 +3052,7 @@
     </w:p>
     <w:p>
       <w:r>
-        <w:t xml:space="preserve">  2014-2024, </w:t>
-      </w:r>
-      <w:proofErr w:type="spellStart"/>
-      <w:r>
-        <w:t>LunarG</w:t>
-      </w:r>
-      <w:proofErr w:type="spellEnd"/>
-      <w:r>
-        <w:t>, Inc.</w:t>
+        <w:t xml:space="preserve">  2014-2024, LunarG, Inc.</w:t>
       </w:r>
     </w:p>
     <w:p>
@@ -5043,29 +3063,8 @@
     <w:p/>
     <w:p>
       <w:r>
-        <w:t xml:space="preserve">Files: </w:t>
-      </w:r>
-      <w:proofErr w:type="spellStart"/>
-      <w:r>
-        <w:t>thirdparty</w:t>
-      </w:r>
-      <w:proofErr w:type="spellEnd"/>
-      <w:r>
-        <w:t>/</w:t>
-      </w:r>
-      <w:proofErr w:type="spellStart"/>
-      <w:r>
-        <w:t>vulkan</w:t>
-      </w:r>
-      <w:proofErr w:type="spellEnd"/>
-      <w:r>
-        <w:t>/</w:t>
-      </w:r>
-      <w:proofErr w:type="spellStart"/>
-      <w:r>
-        <w:t>vk_mem_alloc.h</w:t>
-      </w:r>
-      <w:proofErr w:type="spellEnd"/>
+        <w:t>Files: thirdparty/vulkan/vk_mem_alloc.h</w:t>
+      </w:r>
     </w:p>
     <w:p>
       <w:r>
@@ -5085,23 +3084,7 @@
     <w:p/>
     <w:p>
       <w:r>
-        <w:t xml:space="preserve">Files: </w:t>
-      </w:r>
-      <w:proofErr w:type="spellStart"/>
-      <w:r>
-        <w:t>thirdparty</w:t>
-      </w:r>
-      <w:proofErr w:type="spellEnd"/>
-      <w:r>
-        <w:t>/</w:t>
-      </w:r>
-      <w:proofErr w:type="spellStart"/>
-      <w:r>
-        <w:t>wayland</w:t>
-      </w:r>
-      <w:proofErr w:type="spellEnd"/>
-      <w:r>
-        <w:t>/*</w:t>
+        <w:t>Files: thirdparty/wayland/*</w:t>
       </w:r>
     </w:p>
     <w:p>
@@ -5126,15 +3109,7 @@
     </w:p>
     <w:p>
       <w:r>
-        <w:t xml:space="preserve">  2012, </w:t>
-      </w:r>
-      <w:proofErr w:type="spellStart"/>
-      <w:r>
-        <w:t>Collabora</w:t>
-      </w:r>
-      <w:proofErr w:type="spellEnd"/>
-      <w:r>
-        <w:t>, Ltd.</w:t>
+        <w:t xml:space="preserve">  2012, Collabora, Ltd.</w:t>
       </w:r>
     </w:p>
     <w:p>
@@ -5145,23 +3120,7 @@
     <w:p/>
     <w:p>
       <w:r>
-        <w:t xml:space="preserve">Files: </w:t>
-      </w:r>
-      <w:proofErr w:type="spellStart"/>
-      <w:r>
-        <w:t>thirdparty</w:t>
-      </w:r>
-      <w:proofErr w:type="spellEnd"/>
-      <w:r>
-        <w:t>/</w:t>
-      </w:r>
-      <w:proofErr w:type="spellStart"/>
-      <w:r>
-        <w:t>wayland</w:t>
-      </w:r>
-      <w:proofErr w:type="spellEnd"/>
-      <w:r>
-        <w:t>-protocols/*</w:t>
+        <w:t>Files: thirdparty/wayland-protocols/*</w:t>
       </w:r>
     </w:p>
     <w:p>
@@ -5201,15 +3160,7 @@
     </w:p>
     <w:p>
       <w:r>
-        <w:t xml:space="preserve">  2014-2015, </w:t>
-      </w:r>
-      <w:proofErr w:type="spellStart"/>
-      <w:r>
-        <w:t>Collabora</w:t>
-      </w:r>
-      <w:proofErr w:type="spellEnd"/>
-      <w:r>
-        <w:t>, Ltd.</w:t>
+        <w:t xml:space="preserve">  2014-2015, Collabora, Ltd.</w:t>
       </w:r>
     </w:p>
     <w:p>
@@ -5225,45 +3176,19 @@
     <w:p/>
     <w:p>
       <w:r>
-        <w:t xml:space="preserve">Files: </w:t>
-      </w:r>
-      <w:proofErr w:type="spellStart"/>
-      <w:r>
-        <w:t>thirdparty</w:t>
-      </w:r>
-      <w:proofErr w:type="spellEnd"/>
-      <w:r>
-        <w:t>/</w:t>
-      </w:r>
-      <w:proofErr w:type="spellStart"/>
-      <w:r>
-        <w:t>wslay</w:t>
-      </w:r>
-      <w:proofErr w:type="spellEnd"/>
-      <w:r>
-        <w:t>/*</w:t>
+        <w:t>Files: thirdparty/wslay/*</w:t>
       </w:r>
     </w:p>
     <w:p>
       <w:r>
         <w:lastRenderedPageBreak/>
-        <w:t xml:space="preserve">Comment: </w:t>
-      </w:r>
-      <w:proofErr w:type="spellStart"/>
-      <w:r>
-        <w:t>Wslay</w:t>
-      </w:r>
-      <w:proofErr w:type="spellEnd"/>
-    </w:p>
-    <w:p>
-      <w:r>
-        <w:t xml:space="preserve">Copyright: 2011, 2012, 2015, Tatsuhiro </w:t>
-      </w:r>
-      <w:proofErr w:type="spellStart"/>
-      <w:r>
-        <w:t>Tsujikawa</w:t>
-      </w:r>
-      <w:proofErr w:type="spellEnd"/>
+        <w:t>Comment: Wslay</w:t>
+      </w:r>
+    </w:p>
+    <w:p>
+      <w:r>
+        <w:t>Copyright: 2011, 2012, 2015, Tatsuhiro Tsujikawa</w:t>
+      </w:r>
     </w:p>
     <w:p>
       <w:r>
@@ -5273,34 +3198,13 @@
     <w:p/>
     <w:p>
       <w:r>
-        <w:t xml:space="preserve">Files: </w:t>
-      </w:r>
-      <w:proofErr w:type="spellStart"/>
-      <w:r>
-        <w:t>thirdparty</w:t>
-      </w:r>
-      <w:proofErr w:type="spellEnd"/>
-      <w:r>
-        <w:t>/</w:t>
-      </w:r>
-      <w:proofErr w:type="spellStart"/>
-      <w:r>
-        <w:t>xatlas</w:t>
-      </w:r>
-      <w:proofErr w:type="spellEnd"/>
-      <w:r>
-        <w:t>/*</w:t>
-      </w:r>
-    </w:p>
-    <w:p>
-      <w:r>
-        <w:t xml:space="preserve">Comment: </w:t>
-      </w:r>
-      <w:proofErr w:type="spellStart"/>
-      <w:r>
-        <w:t>xatlas</w:t>
-      </w:r>
-      <w:proofErr w:type="spellEnd"/>
+        <w:t>Files: thirdparty/xatlas/*</w:t>
+      </w:r>
+    </w:p>
+    <w:p>
+      <w:r>
+        <w:t>Comment: xatlas</w:t>
+      </w:r>
     </w:p>
     <w:p>
       <w:r>
@@ -5325,89 +3229,34 @@
     <w:p/>
     <w:p>
       <w:r>
-        <w:t xml:space="preserve">Files: </w:t>
-      </w:r>
-      <w:proofErr w:type="spellStart"/>
-      <w:r>
-        <w:t>thirdparty</w:t>
-      </w:r>
-      <w:proofErr w:type="spellEnd"/>
-      <w:r>
-        <w:t>/</w:t>
-      </w:r>
-      <w:proofErr w:type="spellStart"/>
-      <w:r>
-        <w:t>zlib</w:t>
-      </w:r>
-      <w:proofErr w:type="spellEnd"/>
-      <w:r>
-        <w:t>/*</w:t>
-      </w:r>
-    </w:p>
-    <w:p>
-      <w:r>
-        <w:t xml:space="preserve">Comment: </w:t>
-      </w:r>
-      <w:proofErr w:type="spellStart"/>
-      <w:r>
-        <w:t>zlib</w:t>
-      </w:r>
-      <w:proofErr w:type="spellEnd"/>
-    </w:p>
-    <w:p>
-      <w:r>
-        <w:t xml:space="preserve">Copyright: 1995-2024, Jean-loup </w:t>
-      </w:r>
-      <w:proofErr w:type="spellStart"/>
-      <w:r>
-        <w:t>Gailly</w:t>
-      </w:r>
-      <w:proofErr w:type="spellEnd"/>
-      <w:r>
-        <w:t xml:space="preserve"> and Mark Adler</w:t>
-      </w:r>
-    </w:p>
-    <w:p>
-      <w:r>
-        <w:t xml:space="preserve">License: </w:t>
-      </w:r>
-      <w:proofErr w:type="spellStart"/>
-      <w:r>
-        <w:t>Zlib</w:t>
-      </w:r>
-      <w:proofErr w:type="spellEnd"/>
-    </w:p>
-    <w:p/>
-    <w:p>
-      <w:r>
-        <w:t xml:space="preserve">Files: </w:t>
-      </w:r>
-      <w:proofErr w:type="spellStart"/>
-      <w:r>
-        <w:t>thirdparty</w:t>
-      </w:r>
-      <w:proofErr w:type="spellEnd"/>
-      <w:r>
-        <w:t>/</w:t>
-      </w:r>
-      <w:proofErr w:type="spellStart"/>
-      <w:r>
-        <w:t>zstd</w:t>
-      </w:r>
-      <w:proofErr w:type="spellEnd"/>
-      <w:r>
-        <w:t>/*</w:t>
-      </w:r>
-    </w:p>
-    <w:p>
-      <w:r>
-        <w:t xml:space="preserve">Comment: </w:t>
-      </w:r>
-      <w:proofErr w:type="spellStart"/>
-      <w:r>
-        <w:t>Zstandard</w:t>
-      </w:r>
-      <w:proofErr w:type="spellEnd"/>
+        <w:t>Files: thirdparty/zlib/*</w:t>
+      </w:r>
+    </w:p>
+    <w:p>
+      <w:r>
+        <w:t>Comment: zlib</w:t>
+      </w:r>
+    </w:p>
+    <w:p>
+      <w:r>
+        <w:t>Copyright: 1995-2024, Jean-loup Gailly and Mark Adler</w:t>
+      </w:r>
+    </w:p>
+    <w:p>
+      <w:r>
+        <w:t>License: Zlib</w:t>
+      </w:r>
+    </w:p>
+    <w:p/>
+    <w:p>
+      <w:r>
+        <w:t>Files: thirdparty/zstd/*</w:t>
+      </w:r>
+    </w:p>
+    <w:p>
+      <w:r>
+        <w:t>Comment: Zstandard</w:t>
+      </w:r>
     </w:p>
     <w:p>
       <w:r>
@@ -5515,15 +3364,7 @@
     </w:p>
     <w:p>
       <w:r>
-        <w:t xml:space="preserve">    "control" means (</w:t>
-      </w:r>
-      <w:proofErr w:type="spellStart"/>
-      <w:r>
-        <w:t>i</w:t>
-      </w:r>
-      <w:proofErr w:type="spellEnd"/>
-      <w:r>
-        <w:t>) the power, direct or indirect, to cause the</w:t>
+        <w:t xml:space="preserve">    "control" means (i) the power, direct or indirect, to cause the</w:t>
       </w:r>
     </w:p>
     <w:p>
@@ -6382,15 +4223,7 @@
     </w:p>
     <w:p>
       <w:r>
-        <w:t xml:space="preserve"> Copyright [</w:t>
-      </w:r>
-      <w:proofErr w:type="spellStart"/>
-      <w:r>
-        <w:t>yyyy</w:t>
-      </w:r>
-      <w:proofErr w:type="spellEnd"/>
-      <w:r>
-        <w:t>] [name of copyright owner]</w:t>
+        <w:t xml:space="preserve"> Copyright [yyyy] [name of copyright owner]</w:t>
       </w:r>
     </w:p>
     <w:p>
@@ -6992,15 +4825,7 @@
     </w:p>
     <w:p>
       <w:r>
-        <w:t xml:space="preserve"> </w:t>
-      </w:r>
-      <w:proofErr w:type="spellStart"/>
-      <w:r>
-        <w:t>i</w:t>
-      </w:r>
-      <w:proofErr w:type="spellEnd"/>
-      <w:r>
-        <w:t>. the right to reproduce, adapt, distribute, perform, display, communicate,</w:t>
+        <w:t xml:space="preserve"> i. the right to reproduce, adapt, distribute, perform, display, communicate,</w:t>
       </w:r>
     </w:p>
     <w:p>
@@ -7136,15 +4961,7 @@
     </w:p>
     <w:p>
       <w:r>
-        <w:t xml:space="preserve"> action), in the Work (</w:t>
-      </w:r>
-      <w:proofErr w:type="spellStart"/>
-      <w:r>
-        <w:t>i</w:t>
-      </w:r>
-      <w:proofErr w:type="spellEnd"/>
-      <w:r>
-        <w:t>) in all territories worldwide, (ii) for the maximum</w:t>
+        <w:t xml:space="preserve"> action), in the Work (i) in all territories worldwide, (ii) for the maximum</w:t>
       </w:r>
     </w:p>
     <w:p>
@@ -7225,31 +5042,7 @@
     </w:p>
     <w:p>
       <w:r>
-        <w:t xml:space="preserve"> </w:t>
-      </w:r>
-      <w:proofErr w:type="spellStart"/>
-      <w:r>
-        <w:t>non transferable</w:t>
-      </w:r>
-      <w:proofErr w:type="spellEnd"/>
-      <w:r>
-        <w:t xml:space="preserve">, </w:t>
-      </w:r>
-      <w:proofErr w:type="spellStart"/>
-      <w:r>
-        <w:t>non sublicensable</w:t>
-      </w:r>
-      <w:proofErr w:type="spellEnd"/>
-      <w:r>
-        <w:t xml:space="preserve">, </w:t>
-      </w:r>
-      <w:proofErr w:type="spellStart"/>
-      <w:r>
-        <w:t>non exclusive</w:t>
-      </w:r>
-      <w:proofErr w:type="spellEnd"/>
-      <w:r>
-        <w:t>, irrevocable and</w:t>
+        <w:t xml:space="preserve"> non transferable, non sublicensable, non exclusive, irrevocable and</w:t>
       </w:r>
     </w:p>
     <w:p>
@@ -7259,15 +5052,7 @@
     </w:p>
     <w:p>
       <w:r>
-        <w:t xml:space="preserve"> the Work (</w:t>
-      </w:r>
-      <w:proofErr w:type="spellStart"/>
-      <w:r>
-        <w:t>i</w:t>
-      </w:r>
-      <w:proofErr w:type="spellEnd"/>
-      <w:r>
-        <w:t>) in all territories worldwide, (ii) for the maximum duration</w:t>
+        <w:t xml:space="preserve"> the Work (i) in all territories worldwide, (ii) for the maximum duration</w:t>
       </w:r>
     </w:p>
     <w:p>
@@ -7312,15 +5097,7 @@
     </w:p>
     <w:p>
       <w:r>
-        <w:t xml:space="preserve"> affirms that he or she will not (</w:t>
-      </w:r>
-      <w:proofErr w:type="spellStart"/>
-      <w:r>
-        <w:t>i</w:t>
-      </w:r>
-      <w:proofErr w:type="spellEnd"/>
-      <w:r>
-        <w:t>) exercise any of his or her remaining</w:t>
+        <w:t xml:space="preserve"> affirms that he or she will not (i) exercise any of his or her remaining</w:t>
       </w:r>
     </w:p>
     <w:p>
@@ -7385,15 +5162,7 @@
     </w:p>
     <w:p>
       <w:r>
-        <w:t xml:space="preserve"> for a particular purpose, </w:t>
-      </w:r>
-      <w:proofErr w:type="spellStart"/>
-      <w:r>
-        <w:t>non infringement</w:t>
-      </w:r>
-      <w:proofErr w:type="spellEnd"/>
-      <w:r>
-        <w:t>, or the absence of latent or</w:t>
+        <w:t xml:space="preserve"> for a particular purpose, non infringement, or the absence of latent or</w:t>
       </w:r>
     </w:p>
     <w:p>
@@ -7741,15 +5510,7 @@
     </w:p>
     <w:p>
       <w:r>
-        <w:t xml:space="preserve"> h. Licensor means the individual(s) or entity(</w:t>
-      </w:r>
-      <w:proofErr w:type="spellStart"/>
-      <w:r>
-        <w:t>ies</w:t>
-      </w:r>
-      <w:proofErr w:type="spellEnd"/>
-      <w:r>
-        <w:t>) granting rights</w:t>
+        <w:t xml:space="preserve"> h. Licensor means the individual(s) or entity(ies) granting rights</w:t>
       </w:r>
     </w:p>
     <w:p>
@@ -7764,15 +5525,7 @@
     </w:p>
     <w:p>
       <w:r>
-        <w:t xml:space="preserve"> </w:t>
-      </w:r>
-      <w:proofErr w:type="spellStart"/>
-      <w:r>
-        <w:t>i</w:t>
-      </w:r>
-      <w:proofErr w:type="spellEnd"/>
-      <w:r>
-        <w:t>. Share means to provide material to the public by any means or</w:t>
+        <w:t xml:space="preserve"> i. Share means to provide material to the public by any means or</w:t>
       </w:r>
     </w:p>
     <w:p>
@@ -8129,15 +5882,7 @@
     </w:p>
     <w:p>
       <w:r>
-        <w:t xml:space="preserve"> provided in Section 3(a)(1)(A)(</w:t>
-      </w:r>
-      <w:proofErr w:type="spellStart"/>
-      <w:r>
-        <w:t>i</w:t>
-      </w:r>
-      <w:proofErr w:type="spellEnd"/>
-      <w:r>
-        <w:t>).</w:t>
+        <w:t xml:space="preserve"> provided in Section 3(a)(1)(A)(i).</w:t>
       </w:r>
     </w:p>
     <w:p>
@@ -8313,15 +6058,7 @@
     </w:p>
     <w:p>
       <w:r>
-        <w:t xml:space="preserve"> </w:t>
-      </w:r>
-      <w:proofErr w:type="spellStart"/>
-      <w:r>
-        <w:t>i</w:t>
-      </w:r>
-      <w:proofErr w:type="spellEnd"/>
-      <w:r>
-        <w:t>. identification of the creator(s) of the Licensed</w:t>
+        <w:t xml:space="preserve"> i. identification of the creator(s) of the Licensed</w:t>
       </w:r>
     </w:p>
     <w:p>
@@ -9152,38 +6889,17 @@
     <w:p/>
     <w:p>
       <w:r>
-        <w:t xml:space="preserve">License: </w:t>
-      </w:r>
-      <w:proofErr w:type="spellStart"/>
-      <w:r>
-        <w:t>glslang</w:t>
-      </w:r>
-      <w:proofErr w:type="spellEnd"/>
-    </w:p>
-    <w:p>
-      <w:r>
-        <w:t xml:space="preserve"> Here, </w:t>
-      </w:r>
-      <w:proofErr w:type="spellStart"/>
-      <w:r>
-        <w:t>glslang</w:t>
-      </w:r>
-      <w:proofErr w:type="spellEnd"/>
-      <w:r>
-        <w:t xml:space="preserve"> proper means core GLSL parsing, HLSL parsing, and SPIR-V code</w:t>
-      </w:r>
-    </w:p>
-    <w:p>
-      <w:r>
-        <w:t xml:space="preserve"> generation. </w:t>
-      </w:r>
-      <w:proofErr w:type="spellStart"/>
-      <w:r>
-        <w:t>Glslang</w:t>
-      </w:r>
-      <w:proofErr w:type="spellEnd"/>
-      <w:r>
-        <w:t xml:space="preserve"> proper requires use of a number of licenses, one that covers</w:t>
+        <w:t>License: glslang</w:t>
+      </w:r>
+    </w:p>
+    <w:p>
+      <w:r>
+        <w:t xml:space="preserve"> Here, glslang proper means core GLSL parsing, HLSL parsing, and SPIR-V code</w:t>
+      </w:r>
+    </w:p>
+    <w:p>
+      <w:r>
+        <w:t xml:space="preserve"> generation. Glslang proper requires use of a number of licenses, one that covers</w:t>
       </w:r>
     </w:p>
     <w:p>
@@ -9198,15 +6914,7 @@
     </w:p>
     <w:p>
       <w:r>
-        <w:t xml:space="preserve"> Bison was removed long ago. You can build </w:t>
-      </w:r>
-      <w:proofErr w:type="spellStart"/>
-      <w:r>
-        <w:t>glslang</w:t>
-      </w:r>
-      <w:proofErr w:type="spellEnd"/>
-      <w:r>
-        <w:t xml:space="preserve"> from the source grammar,</w:t>
+        <w:t xml:space="preserve"> Bison was removed long ago. You can build glslang from the source grammar,</w:t>
       </w:r>
     </w:p>
     <w:p>
@@ -9222,46 +6930,22 @@
     </w:p>
     <w:p>
       <w:r>
-        <w:t xml:space="preserve"> Other parts, outside of </w:t>
-      </w:r>
-      <w:proofErr w:type="spellStart"/>
-      <w:r>
-        <w:t>glslang</w:t>
-      </w:r>
-      <w:proofErr w:type="spellEnd"/>
-      <w:r>
-        <w:t xml:space="preserve"> proper, include:</w:t>
-      </w:r>
-    </w:p>
-    <w:p>
-      <w:r>
-        <w:t xml:space="preserve"> .</w:t>
-      </w:r>
-    </w:p>
-    <w:p>
-      <w:r>
-        <w:t xml:space="preserve"> - </w:t>
-      </w:r>
-      <w:proofErr w:type="spellStart"/>
-      <w:r>
-        <w:t>gl_types.h</w:t>
-      </w:r>
-      <w:proofErr w:type="spellEnd"/>
-      <w:r>
-        <w:t>, only needed for OpenGL-like reflection, and can be left out of</w:t>
-      </w:r>
-    </w:p>
-    <w:p>
-      <w:r>
-        <w:t xml:space="preserve">   a parse and </w:t>
-      </w:r>
-      <w:proofErr w:type="spellStart"/>
-      <w:r>
-        <w:t>codegen</w:t>
-      </w:r>
-      <w:proofErr w:type="spellEnd"/>
-      <w:r>
-        <w:t xml:space="preserve"> project.  See it for its license.</w:t>
+        <w:t xml:space="preserve"> Other parts, outside of glslang proper, include:</w:t>
+      </w:r>
+    </w:p>
+    <w:p>
+      <w:r>
+        <w:t xml:space="preserve"> .</w:t>
+      </w:r>
+    </w:p>
+    <w:p>
+      <w:r>
+        <w:t xml:space="preserve"> - gl_types.h, only needed for OpenGL-like reflection, and can be left out of</w:t>
+      </w:r>
+    </w:p>
+    <w:p>
+      <w:r>
+        <w:t xml:space="preserve">   a parse and codegen project.  See it for its license.</w:t>
       </w:r>
     </w:p>
     <w:p>
@@ -9286,28 +6970,12 @@
     </w:p>
     <w:p>
       <w:r>
-        <w:t xml:space="preserve"> - the SPIR-V "</w:t>
-      </w:r>
-      <w:proofErr w:type="spellStart"/>
-      <w:r>
-        <w:t>remapper</w:t>
-      </w:r>
-      <w:proofErr w:type="spellEnd"/>
-      <w:r>
-        <w:t>", which is optional, but has the same license as</w:t>
-      </w:r>
-    </w:p>
-    <w:p>
-      <w:r>
-        <w:t xml:space="preserve">   </w:t>
-      </w:r>
-      <w:proofErr w:type="spellStart"/>
-      <w:r>
-        <w:t>glslang</w:t>
-      </w:r>
-      <w:proofErr w:type="spellEnd"/>
-      <w:r>
-        <w:t xml:space="preserve"> proper</w:t>
+        <w:t xml:space="preserve"> - the SPIR-V "remapper", which is optional, but has the same license as</w:t>
+      </w:r>
+    </w:p>
+    <w:p>
+      <w:r>
+        <w:t xml:space="preserve">   glslang proper</w:t>
       </w:r>
     </w:p>
     <w:p>
@@ -9342,23 +7010,7 @@
     </w:p>
     <w:p>
       <w:r>
-        <w:t xml:space="preserve"> The core of </w:t>
-      </w:r>
-      <w:proofErr w:type="spellStart"/>
-      <w:r>
-        <w:t>glslang</w:t>
-      </w:r>
-      <w:proofErr w:type="spellEnd"/>
-      <w:r>
-        <w:t xml:space="preserve">-proper, minus the preprocessor is </w:t>
-      </w:r>
-      <w:proofErr w:type="spellStart"/>
-      <w:r>
-        <w:t>licenced</w:t>
-      </w:r>
-      <w:proofErr w:type="spellEnd"/>
-      <w:r>
-        <w:t xml:space="preserve"> as follows:</w:t>
+        <w:t xml:space="preserve"> The core of glslang-proper, minus the preprocessor is licenced as follows:</w:t>
       </w:r>
     </w:p>
     <w:p>
@@ -9554,15 +7206,7 @@
     </w:p>
     <w:p>
       <w:r>
-        <w:t xml:space="preserve"> Bison implementation for </w:t>
-      </w:r>
-      <w:proofErr w:type="spellStart"/>
-      <w:r>
-        <w:t>Yacc</w:t>
-      </w:r>
-      <w:proofErr w:type="spellEnd"/>
-      <w:r>
-        <w:t>-like parsers in C</w:t>
+        <w:t xml:space="preserve"> Bison implementation for Yacc-like parsers in C</w:t>
       </w:r>
     </w:p>
     <w:p>
@@ -9733,15 +7377,7 @@
     </w:p>
     <w:p>
       <w:r>
-        <w:t xml:space="preserve"> The preprocessor has the core licenses stated above, plus an additional </w:t>
-      </w:r>
-      <w:proofErr w:type="spellStart"/>
-      <w:r>
-        <w:t>licence</w:t>
-      </w:r>
-      <w:proofErr w:type="spellEnd"/>
-      <w:r>
-        <w:t>:</w:t>
+        <w:t xml:space="preserve"> The preprocessor has the core licenses stated above, plus an additional licence:</w:t>
       </w:r>
     </w:p>
     <w:p>
@@ -9963,15 +7599,7 @@
     </w:p>
     <w:p>
       <w:r>
-        <w:t xml:space="preserve">                    The </w:t>
-      </w:r>
-      <w:proofErr w:type="spellStart"/>
-      <w:r>
-        <w:t>FreeType</w:t>
-      </w:r>
-      <w:proofErr w:type="spellEnd"/>
-      <w:r>
-        <w:t xml:space="preserve"> Project LICENSE</w:t>
+        <w:t xml:space="preserve">                    The FreeType Project LICENSE</w:t>
       </w:r>
     </w:p>
     <w:p>
@@ -10036,28 +7664,12 @@
     </w:p>
     <w:p>
       <w:r>
-        <w:t xml:space="preserve"> The </w:t>
-      </w:r>
-      <w:proofErr w:type="spellStart"/>
-      <w:r>
-        <w:t>FreeType</w:t>
-      </w:r>
-      <w:proofErr w:type="spellEnd"/>
-      <w:r>
-        <w:t xml:space="preserve">  Project is distributed in  several archive packages;</w:t>
-      </w:r>
-    </w:p>
-    <w:p>
-      <w:r>
-        <w:t xml:space="preserve"> some of them may contain, in addition to the </w:t>
-      </w:r>
-      <w:proofErr w:type="spellStart"/>
-      <w:r>
-        <w:t>FreeType</w:t>
-      </w:r>
-      <w:proofErr w:type="spellEnd"/>
-      <w:r>
-        <w:t xml:space="preserve"> font engine,</w:t>
+        <w:t xml:space="preserve"> The FreeType  Project is distributed in  several archive packages;</w:t>
+      </w:r>
+    </w:p>
+    <w:p>
+      <w:r>
+        <w:t xml:space="preserve"> some of them may contain, in addition to the FreeType font engine,</w:t>
       </w:r>
     </w:p>
     <w:p>
@@ -10068,15 +7680,7 @@
     </w:p>
     <w:p>
       <w:r>
-        <w:t xml:space="preserve"> </w:t>
-      </w:r>
-      <w:proofErr w:type="spellStart"/>
-      <w:r>
-        <w:t>FreeType</w:t>
-      </w:r>
-      <w:proofErr w:type="spellEnd"/>
-      <w:r>
-        <w:t xml:space="preserve"> Project.</w:t>
+        <w:t xml:space="preserve"> FreeType Project.</w:t>
       </w:r>
     </w:p>
     <w:p>
@@ -10096,28 +7700,12 @@
     </w:p>
     <w:p>
       <w:r>
-        <w:t xml:space="preserve"> affects  thus  the  </w:t>
-      </w:r>
-      <w:proofErr w:type="spellStart"/>
-      <w:r>
-        <w:t>FreeType</w:t>
-      </w:r>
-      <w:proofErr w:type="spellEnd"/>
-      <w:r>
-        <w:t xml:space="preserve">   font  engine,  the  test  programs,</w:t>
-      </w:r>
-    </w:p>
-    <w:p>
-      <w:r>
-        <w:t xml:space="preserve"> documentation and </w:t>
-      </w:r>
-      <w:proofErr w:type="spellStart"/>
-      <w:r>
-        <w:t>makefiles</w:t>
-      </w:r>
-      <w:proofErr w:type="spellEnd"/>
-      <w:r>
-        <w:t>, at the very least.</w:t>
+        <w:t xml:space="preserve"> affects  thus  the  FreeType   font  engine,  the  test  programs,</w:t>
+      </w:r>
+    </w:p>
+    <w:p>
+      <w:r>
+        <w:t xml:space="preserve"> documentation and makefiles, at the very least.</w:t>
       </w:r>
     </w:p>
     <w:p>
@@ -10197,15 +7785,7 @@
     </w:p>
     <w:p>
       <w:r>
-        <w:t xml:space="preserve">     </w:t>
-      </w:r>
-      <w:proofErr w:type="spellStart"/>
-      <w:r>
-        <w:t>FreeType</w:t>
-      </w:r>
-      <w:proofErr w:type="spellEnd"/>
-      <w:r>
-        <w:t xml:space="preserve"> code. (`credits')</w:t>
+        <w:t xml:space="preserve">     FreeType code. (`credits')</w:t>
       </w:r>
     </w:p>
     <w:p>
@@ -10225,28 +7805,12 @@
     </w:p>
     <w:p>
       <w:r>
-        <w:t xml:space="preserve"> We  disclaim  all warranties  covering  The  </w:t>
-      </w:r>
-      <w:proofErr w:type="spellStart"/>
-      <w:r>
-        <w:t>FreeType</w:t>
-      </w:r>
-      <w:proofErr w:type="spellEnd"/>
-      <w:r>
-        <w:t xml:space="preserve"> Project  and</w:t>
-      </w:r>
-    </w:p>
-    <w:p>
-      <w:r>
-        <w:t xml:space="preserve"> assume no liability related to The </w:t>
-      </w:r>
-      <w:proofErr w:type="spellStart"/>
-      <w:r>
-        <w:t>FreeType</w:t>
-      </w:r>
-      <w:proofErr w:type="spellEnd"/>
-      <w:r>
-        <w:t xml:space="preserve"> Project.</w:t>
+        <w:t xml:space="preserve"> We  disclaim  all warranties  covering  The  FreeType Project  and</w:t>
+      </w:r>
+    </w:p>
+    <w:p>
+      <w:r>
+        <w:t xml:space="preserve"> assume no liability related to The FreeType Project.</w:t>
       </w:r>
     </w:p>
     <w:p>
@@ -10291,28 +7855,12 @@
     </w:p>
     <w:p>
       <w:r>
-        <w:t xml:space="preserve"> Throughout this license,  the terms `package', `</w:t>
-      </w:r>
-      <w:proofErr w:type="spellStart"/>
-      <w:r>
-        <w:t>FreeType</w:t>
-      </w:r>
-      <w:proofErr w:type="spellEnd"/>
-      <w:r>
-        <w:t xml:space="preserve"> Project',</w:t>
-      </w:r>
-    </w:p>
-    <w:p>
-      <w:r>
-        <w:t xml:space="preserve"> and  `</w:t>
-      </w:r>
-      <w:proofErr w:type="spellStart"/>
-      <w:r>
-        <w:t>FreeType</w:t>
-      </w:r>
-      <w:proofErr w:type="spellEnd"/>
-      <w:r>
-        <w:t xml:space="preserve">  archive' refer  to  the  set  of files  originally</w:t>
+        <w:t xml:space="preserve"> Throughout this license,  the terms `package', `FreeType Project',</w:t>
+      </w:r>
+    </w:p>
+    <w:p>
+      <w:r>
+        <w:t xml:space="preserve"> and  `FreeType  archive' refer  to  the  set  of files  originally</w:t>
       </w:r>
     </w:p>
     <w:p>
@@ -10323,15 +7871,7 @@
     </w:p>
     <w:p>
       <w:r>
-        <w:t xml:space="preserve"> Werner Lemberg) as the `</w:t>
-      </w:r>
-      <w:proofErr w:type="spellStart"/>
-      <w:r>
-        <w:t>FreeType</w:t>
-      </w:r>
-      <w:proofErr w:type="spellEnd"/>
-      <w:r>
-        <w:t xml:space="preserve"> Project', be they named as alpha,</w:t>
+        <w:t xml:space="preserve"> Werner Lemberg) as the `FreeType Project', be they named as alpha,</w:t>
       </w:r>
     </w:p>
     <w:p>
@@ -10361,13 +7901,8 @@
     </w:p>
     <w:p>
       <w:r>
-        <w:t xml:space="preserve"> This  program is  referred to  as  `a program  using the  </w:t>
-      </w:r>
-      <w:proofErr w:type="spellStart"/>
-      <w:r>
-        <w:t>FreeType</w:t>
-      </w:r>
-      <w:proofErr w:type="spellEnd"/>
+        <w:t xml:space="preserve"> This  program is  referred to  as  `a program  using the  FreeType</w:t>
+      </w:r>
     </w:p>
     <w:p>
       <w:r>
@@ -10386,15 +7921,7 @@
     </w:p>
     <w:p>
       <w:r>
-        <w:t xml:space="preserve"> </w:t>
-      </w:r>
-      <w:proofErr w:type="spellStart"/>
-      <w:r>
-        <w:t>FreeType</w:t>
-      </w:r>
-      <w:proofErr w:type="spellEnd"/>
-      <w:r>
-        <w:t xml:space="preserve">  Project,   including  all  source   code,  binaries  and</w:t>
+        <w:t xml:space="preserve"> FreeType  Project,   including  all  source   code,  binaries  and</w:t>
       </w:r>
     </w:p>
     <w:p>
@@ -10424,15 +7951,7 @@
     </w:p>
     <w:p>
       <w:r>
-        <w:t xml:space="preserve"> The </w:t>
-      </w:r>
-      <w:proofErr w:type="spellStart"/>
-      <w:r>
-        <w:t>FreeType</w:t>
-      </w:r>
-      <w:proofErr w:type="spellEnd"/>
-      <w:r>
-        <w:t xml:space="preserve">  Project is copyright (C) 1996-2000  by David Turner,</w:t>
+        <w:t xml:space="preserve"> The FreeType  Project is copyright (C) 1996-2000  by David Turner,</w:t>
       </w:r>
     </w:p>
     <w:p>
@@ -10532,15 +8051,7 @@
     </w:p>
     <w:p>
       <w:r>
-        <w:t xml:space="preserve"> sublicense the  </w:t>
-      </w:r>
-      <w:proofErr w:type="spellStart"/>
-      <w:r>
-        <w:t>FreeType</w:t>
-      </w:r>
-      <w:proofErr w:type="spellEnd"/>
-      <w:r>
-        <w:t xml:space="preserve"> Project (in  both source and  object code</w:t>
+        <w:t xml:space="preserve"> sublicense the  FreeType Project (in  both source and  object code</w:t>
       </w:r>
     </w:p>
     <w:p>
@@ -10611,28 +8122,12 @@
     </w:p>
     <w:p>
       <w:r>
-        <w:t xml:space="preserve">     </w:t>
-      </w:r>
-      <w:proofErr w:type="spellStart"/>
-      <w:r>
-        <w:t>FreeType</w:t>
-      </w:r>
-      <w:proofErr w:type="spellEnd"/>
-      <w:r>
-        <w:t xml:space="preserve"> Team,  in  the  distribution  documentation.  We also</w:t>
-      </w:r>
-    </w:p>
-    <w:p>
-      <w:r>
-        <w:t xml:space="preserve">     encourage you to put an URL to the </w:t>
-      </w:r>
-      <w:proofErr w:type="spellStart"/>
-      <w:r>
-        <w:t>FreeType</w:t>
-      </w:r>
-      <w:proofErr w:type="spellEnd"/>
-      <w:r>
-        <w:t xml:space="preserve"> web page  in  your</w:t>
+        <w:t xml:space="preserve">     FreeType Team,  in  the  distribution  documentation.  We also</w:t>
+      </w:r>
+    </w:p>
+    <w:p>
+      <w:r>
+        <w:t xml:space="preserve">     encourage you to put an URL to the FreeType web page  in  your</w:t>
       </w:r>
     </w:p>
     <w:p>
@@ -10652,15 +8147,7 @@
     </w:p>
     <w:p>
       <w:r>
-        <w:t xml:space="preserve"> the </w:t>
-      </w:r>
-      <w:proofErr w:type="spellStart"/>
-      <w:r>
-        <w:t>FreeType</w:t>
-      </w:r>
-      <w:proofErr w:type="spellEnd"/>
-      <w:r>
-        <w:t xml:space="preserve"> Project,  not just the unmodified files.   If you use</w:t>
+        <w:t xml:space="preserve"> the FreeType Project,  not just the unmodified files.   If you use</w:t>
       </w:r>
     </w:p>
     <w:p>
@@ -10695,15 +8182,7 @@
     </w:p>
     <w:p>
       <w:r>
-        <w:t xml:space="preserve"> Neither the  </w:t>
-      </w:r>
-      <w:proofErr w:type="spellStart"/>
-      <w:r>
-        <w:t>FreeType</w:t>
-      </w:r>
-      <w:proofErr w:type="spellEnd"/>
-      <w:r>
-        <w:t xml:space="preserve"> authors and  contributors nor you  shall use</w:t>
+        <w:t xml:space="preserve"> Neither the  FreeType authors and  contributors nor you  shall use</w:t>
       </w:r>
     </w:p>
     <w:p>
@@ -10733,44 +8212,12 @@
     </w:p>
     <w:p>
       <w:r>
-        <w:t xml:space="preserve"> or advertising  materials: `</w:t>
-      </w:r>
-      <w:proofErr w:type="spellStart"/>
-      <w:r>
-        <w:t>FreeType</w:t>
-      </w:r>
-      <w:proofErr w:type="spellEnd"/>
-      <w:r>
-        <w:t xml:space="preserve"> Project',  `</w:t>
-      </w:r>
-      <w:proofErr w:type="spellStart"/>
-      <w:r>
-        <w:t>FreeType</w:t>
-      </w:r>
-      <w:proofErr w:type="spellEnd"/>
-      <w:r>
-        <w:t xml:space="preserve"> Engine',</w:t>
-      </w:r>
-    </w:p>
-    <w:p>
-      <w:r>
-        <w:t xml:space="preserve"> `</w:t>
-      </w:r>
-      <w:proofErr w:type="spellStart"/>
-      <w:r>
-        <w:t>FreeType</w:t>
-      </w:r>
-      <w:proofErr w:type="spellEnd"/>
-      <w:r>
-        <w:t xml:space="preserve"> library', or `</w:t>
-      </w:r>
-      <w:proofErr w:type="spellStart"/>
-      <w:r>
-        <w:t>FreeType</w:t>
-      </w:r>
-      <w:proofErr w:type="spellEnd"/>
-      <w:r>
-        <w:t xml:space="preserve"> Distribution'.</w:t>
+        <w:t xml:space="preserve"> or advertising  materials: `FreeType Project',  `FreeType Engine',</w:t>
+      </w:r>
+    </w:p>
+    <w:p>
+      <w:r>
+        <w:t xml:space="preserve"> `FreeType library', or `FreeType Distribution'.</w:t>
       </w:r>
     </w:p>
     <w:p>
@@ -10785,15 +8232,7 @@
     </w:p>
     <w:p>
       <w:r>
-        <w:t xml:space="preserve"> accept  it.   However,  as  the </w:t>
-      </w:r>
-      <w:proofErr w:type="spellStart"/>
-      <w:r>
-        <w:t>FreeType</w:t>
-      </w:r>
-      <w:proofErr w:type="spellEnd"/>
-      <w:r>
-        <w:t xml:space="preserve">  Project  is  copyrighted</w:t>
+        <w:t xml:space="preserve"> accept  it.   However,  as  the FreeType  Project  is  copyrighted</w:t>
       </w:r>
     </w:p>
     <w:p>
@@ -10809,13 +8248,8 @@
     <w:p>
       <w:r>
         <w:lastRenderedPageBreak/>
-        <w:t xml:space="preserve"> Therefore,  by  using,  distributing,  or modifying  the  </w:t>
-      </w:r>
-      <w:proofErr w:type="spellStart"/>
-      <w:r>
-        <w:t>FreeType</w:t>
-      </w:r>
-      <w:proofErr w:type="spellEnd"/>
+        <w:t xml:space="preserve"> Therefore,  by  using,  distributing,  or modifying  the  FreeType</w:t>
+      </w:r>
     </w:p>
     <w:p>
       <w:r>
@@ -10849,15 +8283,7 @@
     </w:p>
     <w:p>
       <w:r>
-        <w:t xml:space="preserve"> There are two mailing lists related to </w:t>
-      </w:r>
-      <w:proofErr w:type="spellStart"/>
-      <w:r>
-        <w:t>FreeType</w:t>
-      </w:r>
-      <w:proofErr w:type="spellEnd"/>
-      <w:r>
-        <w:t>:</w:t>
+        <w:t xml:space="preserve"> There are two mailing lists related to FreeType:</w:t>
       </w:r>
     </w:p>
     <w:p>
@@ -10877,15 +8303,7 @@
     </w:p>
     <w:p>
       <w:r>
-        <w:t xml:space="preserve">     Discusses general use and applications of </w:t>
-      </w:r>
-      <w:proofErr w:type="spellStart"/>
-      <w:r>
-        <w:t>FreeType</w:t>
-      </w:r>
-      <w:proofErr w:type="spellEnd"/>
-      <w:r>
-        <w:t>, as well as</w:t>
+        <w:t xml:space="preserve">     Discusses general use and applications of FreeType, as well as</w:t>
       </w:r>
     </w:p>
     <w:p>
@@ -10945,15 +8363,7 @@
     </w:p>
     <w:p>
       <w:r>
-        <w:t xml:space="preserve">     Holds the current  </w:t>
-      </w:r>
-      <w:proofErr w:type="spellStart"/>
-      <w:r>
-        <w:t>FreeType</w:t>
-      </w:r>
-      <w:proofErr w:type="spellEnd"/>
-      <w:r>
-        <w:t xml:space="preserve"> web page, which will  allow you to</w:t>
+        <w:t xml:space="preserve">     Holds the current  FreeType web page, which will  allow you to</w:t>
       </w:r>
     </w:p>
     <w:p>
@@ -10999,38 +8409,17 @@
     <w:p/>
     <w:p>
       <w:r>
-        <w:t xml:space="preserve">License: </w:t>
-      </w:r>
-      <w:proofErr w:type="spellStart"/>
-      <w:r>
-        <w:t>HarfBuzz</w:t>
-      </w:r>
-      <w:proofErr w:type="spellEnd"/>
-    </w:p>
-    <w:p>
-      <w:r>
-        <w:t xml:space="preserve"> </w:t>
-      </w:r>
-      <w:proofErr w:type="spellStart"/>
-      <w:r>
-        <w:t>HarfBuzz</w:t>
-      </w:r>
-      <w:proofErr w:type="spellEnd"/>
-      <w:r>
-        <w:t xml:space="preserve"> is licensed under the so-called "Old MIT" license.  Details follow.</w:t>
-      </w:r>
-    </w:p>
-    <w:p>
-      <w:r>
-        <w:t xml:space="preserve"> For parts of </w:t>
-      </w:r>
-      <w:proofErr w:type="spellStart"/>
-      <w:r>
-        <w:t>HarfBuzz</w:t>
-      </w:r>
-      <w:proofErr w:type="spellEnd"/>
-      <w:r>
-        <w:t xml:space="preserve"> that are licensed under different licenses see individual</w:t>
+        <w:t>License: HarfBuzz</w:t>
+      </w:r>
+    </w:p>
+    <w:p>
+      <w:r>
+        <w:t xml:space="preserve"> HarfBuzz is licensed under the so-called "Old MIT" license.  Details follow.</w:t>
+      </w:r>
+    </w:p>
+    <w:p>
+      <w:r>
+        <w:t xml:space="preserve"> For parts of HarfBuzz that are licensed under different licenses see individual</w:t>
       </w:r>
     </w:p>
     <w:p>
@@ -11051,13 +8440,8 @@
     </w:p>
     <w:p>
       <w:r>
-        <w:t xml:space="preserve"> Copyright (C) 2018,2019,2020  Ebrahim </w:t>
-      </w:r>
-      <w:proofErr w:type="spellStart"/>
-      <w:r>
-        <w:t>Byagowi</w:t>
-      </w:r>
-      <w:proofErr w:type="spellEnd"/>
+        <w:t xml:space="preserve"> Copyright (C) 2018,2019,2020  Ebrahim Byagowi</w:t>
+      </w:r>
     </w:p>
     <w:p>
       <w:r>
@@ -11071,28 +8455,12 @@
     </w:p>
     <w:p>
       <w:r>
-        <w:t xml:space="preserve"> Copyright (C) 2011  </w:t>
-      </w:r>
-      <w:proofErr w:type="spellStart"/>
-      <w:r>
-        <w:t>Codethink</w:t>
-      </w:r>
-      <w:proofErr w:type="spellEnd"/>
-      <w:r>
-        <w:t xml:space="preserve"> Limited</w:t>
-      </w:r>
-    </w:p>
-    <w:p>
-      <w:r>
-        <w:t xml:space="preserve"> Copyright (C) 2008,2010  Nokia Corporation and/or its subsidiary(-</w:t>
-      </w:r>
-      <w:proofErr w:type="spellStart"/>
-      <w:r>
-        <w:t>ies</w:t>
-      </w:r>
-      <w:proofErr w:type="spellEnd"/>
-      <w:r>
-        <w:t>)</w:t>
+        <w:t xml:space="preserve"> Copyright (C) 2011  Codethink Limited</w:t>
+      </w:r>
+    </w:p>
+    <w:p>
+      <w:r>
+        <w:t xml:space="preserve"> Copyright (C) 2008,2010  Nokia Corporation and/or its subsidiary(-ies)</w:t>
       </w:r>
     </w:p>
     <w:p>
@@ -11112,13 +8480,8 @@
     </w:p>
     <w:p>
       <w:r>
-        <w:t xml:space="preserve"> Copyright (C) 2005,2006,2020,2021  Behdad </w:t>
-      </w:r>
-      <w:proofErr w:type="spellStart"/>
-      <w:r>
-        <w:t>Esfahbod</w:t>
-      </w:r>
-      <w:proofErr w:type="spellEnd"/>
+        <w:t xml:space="preserve"> Copyright (C) 2005,2006,2020,2021  Behdad Esfahbod</w:t>
+      </w:r>
     </w:p>
     <w:p>
       <w:r>
@@ -11590,15 +8953,7 @@
     </w:p>
     <w:p>
       <w:r>
-        <w:t xml:space="preserve">     Lesser General Public License, Version 2.1, the GNU </w:t>
-      </w:r>
-      <w:proofErr w:type="spellStart"/>
-      <w:r>
-        <w:t>Affero</w:t>
-      </w:r>
-      <w:proofErr w:type="spellEnd"/>
-      <w:r>
-        <w:t xml:space="preserve"> General</w:t>
+        <w:t xml:space="preserve">     Lesser General Public License, Version 2.1, the GNU Affero General</w:t>
       </w:r>
     </w:p>
     <w:p>
@@ -11860,15 +9215,7 @@
     </w:p>
     <w:p>
       <w:r>
-        <w:t xml:space="preserve"> (b) for infringements caused by: (</w:t>
-      </w:r>
-      <w:proofErr w:type="spellStart"/>
-      <w:r>
-        <w:t>i</w:t>
-      </w:r>
-      <w:proofErr w:type="spellEnd"/>
-      <w:r>
-        <w:t>) Your and any other third party's</w:t>
+        <w:t xml:space="preserve"> (b) for infringements caused by: (i) Your and any other third party's</w:t>
       </w:r>
     </w:p>
     <w:p>
@@ -13725,13 +11072,8 @@
     <w:p/>
     <w:p>
       <w:r>
-        <w:t xml:space="preserve">License: </w:t>
-      </w:r>
-      <w:proofErr w:type="spellStart"/>
-      <w:r>
-        <w:t>Unlicense</w:t>
-      </w:r>
-      <w:proofErr w:type="spellEnd"/>
+        <w:t>License: Unlicense</w:t>
+      </w:r>
     </w:p>
     <w:p>
       <w:r>
@@ -13857,13 +11199,8 @@
     <w:p/>
     <w:p>
       <w:r>
-        <w:t xml:space="preserve">License: </w:t>
-      </w:r>
-      <w:proofErr w:type="spellStart"/>
-      <w:r>
-        <w:t>Zlib</w:t>
-      </w:r>
-      <w:proofErr w:type="spellEnd"/>
+        <w:t>License: Zlib</w:t>
+      </w:r>
     </w:p>
     <w:p>
       <w:r>
@@ -13966,10 +11303,25 @@
         <w:rPr>
           <w:rFonts w:hint="eastAsia"/>
         </w:rPr>
+        <w:t>『</w:t>
+      </w:r>
+      <w:r>
+        <w:rPr>
+          <w:rFonts w:hint="eastAsia"/>
+        </w:rPr>
         <w:t>宇宙から来たメイド</w:t>
       </w:r>
       <w:r>
-        <w:t xml:space="preserve"> vs 鋼鉄の帝国は白石によって製造されました。常識の範囲でお使いください。</w:t>
+        <w:t xml:space="preserve"> vs 鋼鉄の帝国</w:t>
+      </w:r>
+      <w:r>
+        <w:rPr>
+          <w:rFonts w:hint="eastAsia"/>
+        </w:rPr>
+        <w:t>』</w:t>
+      </w:r>
+      <w:r>
+        <w:t>は白石によって製造されました。常識の範囲でお使いください。</w:t>
       </w:r>
     </w:p>
     <w:p>
@@ -14027,13 +11379,7 @@
         <w:t>"VOICEVOX:四国めたん"を使用しました。</w:t>
       </w:r>
     </w:p>
-    <w:p>
-      <w:pPr>
-        <w:rPr>
-          <w:rFonts w:hint="eastAsia"/>
-        </w:rPr>
-      </w:pPr>
-    </w:p>
+    <w:p/>
     <w:sectPr>
       <w:footerReference w:type="default" r:id="rId8"/>
       <w:pgSz w:w="11906" w:h="16838"/>
